--- a/Aim1_Metrics.docx
+++ b/Aim1_Metrics.docx
@@ -14,678 +14,2921 @@
     <w:p>
       <w:pPr>
         <w:pStyle w:val="FirstParagraph"/>
+        <w:spacing w:after="60"/>
       </w:pPr>
       <w:r>
-        <w:t xml:space="preserve">All results: mean over 500 paired simulation repeats, 95% CI.</w:t>
+        <w:rPr>
+          <w:sz w:val="19"/>
+        </w:rPr>
+        <w:t>Computed results use 500 paired simulation repeats and 95% CIs. E3 results are at 1.50 SD renal distortion unless stated; E4 uses a held-out target hospital.</w:t>
       </w:r>
+    </w:p>
+    <w:p>
+      <w:pPr>
+        <w:pStyle w:val="FirstParagraph"/>
+        <w:spacing w:after="100"/>
+      </w:pPr>
       <w:r>
-        <w:t xml:space="preserve"> </w:t>
-      </w:r>
-      <w:r>
-        <w:t xml:space="preserve">“</w:t>
-      </w:r>
-      <w:r>
-        <w:t xml:space="preserve">Strong renal distortion</w:t>
-      </w:r>
-      <w:r>
-        <w:t xml:space="preserve">”</w:t>
-      </w:r>
-      <w:r>
-        <w:t xml:space="preserve"> </w:t>
-      </w:r>
-      <w:r>
-        <w:t xml:space="preserve">= 1.5 SD.</w:t>
+        <w:rPr>
+          <w:sz w:val="19"/>
+        </w:rPr>
+        <w:t>Active experiments: E1 counterfactual, E3 unsupervised latent endotype discovery, and E4 transportability. Archived E2 supervised model-comparison metrics are excluded; locked provenance is unchanged.</w:t>
       </w:r>
     </w:p>
     <w:tbl>
       <w:tblPr>
-        <w:tblStyle w:val="Table"/>
-        <w:tblW w:type="pct" w:w="5000"/>
-        <w:tblLook w:firstRow="1" w:lastRow="0" w:firstColumn="0" w:lastColumn="0" w:noHBand="0" w:noVBand="0" w:val="0020"/>
-        <w:jc w:val="start"/>
+        <w:tblW w:type="auto" w:w="0"/>
+        <w:jc w:val="center"/>
+        <w:tblLayout w:type="fixed"/>
+        <w:tblLook w:firstColumn="1" w:firstRow="1" w:lastColumn="0" w:lastRow="0" w:noHBand="0" w:noVBand="1" w:val="04A0"/>
       </w:tblPr>
       <w:tblGrid>
-        <w:gridCol w:w="1320"/>
-        <w:gridCol w:w="1320"/>
-        <w:gridCol w:w="1320"/>
-        <w:gridCol w:w="1320"/>
-        <w:gridCol w:w="1320"/>
-        <w:gridCol w:w="1320"/>
+        <w:gridCol w:w="2424"/>
+        <w:gridCol w:w="2424"/>
+        <w:gridCol w:w="2424"/>
+        <w:gridCol w:w="2424"/>
+        <w:gridCol w:w="2424"/>
+        <w:gridCol w:w="2424"/>
       </w:tblGrid>
       <w:tr>
         <w:trPr>
           <w:tblHeader w:val="true"/>
+          <w:cantSplit/>
         </w:trPr>
         <w:tc>
-          <w:tcPr/>
-          <w:p>
-            <w:pPr>
-              <w:pStyle w:val="Compact"/>
-              <w:jc w:val="left"/>
-            </w:pPr>
-            <w:r>
-              <w:t xml:space="preserve">Experiment</w:t>
-            </w:r>
-          </w:p>
-        </w:tc>
-        <w:tc>
-          <w:tcPr/>
-          <w:p>
-            <w:pPr>
-              <w:pStyle w:val="Compact"/>
-              <w:jc w:val="left"/>
-            </w:pPr>
-            <w:r>
-              <w:t xml:space="preserve">Metric</w:t>
-            </w:r>
-          </w:p>
-        </w:tc>
-        <w:tc>
-          <w:tcPr/>
-          <w:p>
-            <w:pPr>
-              <w:pStyle w:val="Compact"/>
-              <w:jc w:val="left"/>
-            </w:pPr>
-            <w:r>
-              <w:t xml:space="preserve">What it Measures</w:t>
-            </w:r>
-          </w:p>
-        </w:tc>
-        <w:tc>
-          <w:tcPr/>
-          <w:p>
-            <w:pPr>
-              <w:pStyle w:val="Compact"/>
-              <w:jc w:val="left"/>
-            </w:pPr>
-            <w:r>
-              <w:t xml:space="preserve">How to Measure</w:t>
-            </w:r>
-          </w:p>
-        </w:tc>
-        <w:tc>
-          <w:tcPr/>
-          <w:p>
-            <w:pPr>
-              <w:pStyle w:val="Compact"/>
-              <w:jc w:val="left"/>
-            </w:pPr>
-            <w:r>
-              <w:t xml:space="preserve">Why it’s Needed</w:t>
-            </w:r>
-          </w:p>
-        </w:tc>
-        <w:tc>
-          <w:tcPr/>
-          <w:p>
-            <w:pPr>
-              <w:pStyle w:val="Compact"/>
-              <w:jc w:val="left"/>
-            </w:pPr>
-            <w:r>
-              <w:t xml:space="preserve">Result</w:t>
+          <w:tcPr>
+            <w:tcW w:type="dxa" w:w="1152"/>
+            <w:vAlign w:val="top"/>
+            <w:tcMar>
+              <w:top w:w="60" w:type="dxa"/>
+              <w:start w:w="70" w:type="dxa"/>
+              <w:bottom w:w="60" w:type="dxa"/>
+              <w:end w:w="70" w:type="dxa"/>
+            </w:tcMar>
+            <w:shd w:fill="4472C4"/>
+          </w:tcPr>
+          <w:p>
+            <w:pPr>
+              <w:pStyle w:val="Compact"/>
+              <w:spacing w:before="0" w:after="0" w:line="240" w:lineRule="auto"/>
+              <w:jc w:val="left"/>
+            </w:pPr>
+            <w:r/>
+            <w:r>
+              <w:rPr>
+                <w:b/>
+                <w:color w:val="FFFFFF"/>
+                <w:sz w:val="16"/>
+              </w:rPr>
+              <w:t>Experiment</w:t>
+            </w:r>
+          </w:p>
+        </w:tc>
+        <w:tc>
+          <w:tcPr>
+            <w:tcW w:type="dxa" w:w="1944"/>
+            <w:vAlign w:val="top"/>
+            <w:tcMar>
+              <w:top w:w="60" w:type="dxa"/>
+              <w:start w:w="70" w:type="dxa"/>
+              <w:bottom w:w="60" w:type="dxa"/>
+              <w:end w:w="70" w:type="dxa"/>
+            </w:tcMar>
+            <w:shd w:fill="4472C4"/>
+          </w:tcPr>
+          <w:p>
+            <w:pPr>
+              <w:pStyle w:val="Compact"/>
+              <w:spacing w:before="0" w:after="0" w:line="240" w:lineRule="auto"/>
+              <w:jc w:val="left"/>
+            </w:pPr>
+            <w:r/>
+            <w:r>
+              <w:rPr>
+                <w:b/>
+                <w:color w:val="FFFFFF"/>
+                <w:sz w:val="16"/>
+              </w:rPr>
+              <w:t>Metric</w:t>
+            </w:r>
+          </w:p>
+        </w:tc>
+        <w:tc>
+          <w:tcPr>
+            <w:tcW w:type="dxa" w:w="2232"/>
+            <w:vAlign w:val="top"/>
+            <w:tcMar>
+              <w:top w:w="60" w:type="dxa"/>
+              <w:start w:w="70" w:type="dxa"/>
+              <w:bottom w:w="60" w:type="dxa"/>
+              <w:end w:w="70" w:type="dxa"/>
+            </w:tcMar>
+            <w:shd w:fill="4472C4"/>
+          </w:tcPr>
+          <w:p>
+            <w:pPr>
+              <w:pStyle w:val="Compact"/>
+              <w:spacing w:before="0" w:after="0" w:line="240" w:lineRule="auto"/>
+              <w:jc w:val="left"/>
+            </w:pPr>
+            <w:r/>
+            <w:r>
+              <w:rPr>
+                <w:b/>
+                <w:color w:val="FFFFFF"/>
+                <w:sz w:val="16"/>
+              </w:rPr>
+              <w:t>What it measures</w:t>
+            </w:r>
+          </w:p>
+        </w:tc>
+        <w:tc>
+          <w:tcPr>
+            <w:tcW w:type="dxa" w:w="3096"/>
+            <w:vAlign w:val="top"/>
+            <w:tcMar>
+              <w:top w:w="60" w:type="dxa"/>
+              <w:start w:w="70" w:type="dxa"/>
+              <w:bottom w:w="60" w:type="dxa"/>
+              <w:end w:w="70" w:type="dxa"/>
+            </w:tcMar>
+            <w:shd w:fill="4472C4"/>
+          </w:tcPr>
+          <w:p>
+            <w:pPr>
+              <w:pStyle w:val="Compact"/>
+              <w:spacing w:before="0" w:after="0" w:line="240" w:lineRule="auto"/>
+              <w:jc w:val="left"/>
+            </w:pPr>
+            <w:r/>
+            <w:r>
+              <w:rPr>
+                <w:b/>
+                <w:color w:val="FFFFFF"/>
+                <w:sz w:val="16"/>
+              </w:rPr>
+              <w:t>How to measure / success criterion</w:t>
+            </w:r>
+          </w:p>
+        </w:tc>
+        <w:tc>
+          <w:tcPr>
+            <w:tcW w:type="dxa" w:w="2232"/>
+            <w:vAlign w:val="top"/>
+            <w:tcMar>
+              <w:top w:w="60" w:type="dxa"/>
+              <w:start w:w="70" w:type="dxa"/>
+              <w:bottom w:w="60" w:type="dxa"/>
+              <w:end w:w="70" w:type="dxa"/>
+            </w:tcMar>
+            <w:shd w:fill="4472C4"/>
+          </w:tcPr>
+          <w:p>
+            <w:pPr>
+              <w:pStyle w:val="Compact"/>
+              <w:spacing w:before="0" w:after="0" w:line="240" w:lineRule="auto"/>
+              <w:jc w:val="left"/>
+            </w:pPr>
+            <w:r/>
+            <w:r>
+              <w:rPr>
+                <w:b/>
+                <w:color w:val="FFFFFF"/>
+                <w:sz w:val="16"/>
+              </w:rPr>
+              <w:t>Why it is needed</w:t>
+            </w:r>
+          </w:p>
+        </w:tc>
+        <w:tc>
+          <w:tcPr>
+            <w:tcW w:type="dxa" w:w="3960"/>
+            <w:vAlign w:val="top"/>
+            <w:tcMar>
+              <w:top w:w="60" w:type="dxa"/>
+              <w:start w:w="70" w:type="dxa"/>
+              <w:bottom w:w="60" w:type="dxa"/>
+              <w:end w:w="70" w:type="dxa"/>
+            </w:tcMar>
+            <w:shd w:fill="4472C4"/>
+          </w:tcPr>
+          <w:p>
+            <w:pPr>
+              <w:pStyle w:val="Compact"/>
+              <w:spacing w:before="0" w:after="0" w:line="240" w:lineRule="auto"/>
+              <w:jc w:val="left"/>
+            </w:pPr>
+            <w:r/>
+            <w:r>
+              <w:rPr>
+                <w:b/>
+                <w:color w:val="FFFFFF"/>
+                <w:sz w:val="16"/>
+              </w:rPr>
+              <w:t>Observed result</w:t>
             </w:r>
           </w:p>
         </w:tc>
       </w:tr>
       <w:tr>
-        <w:tc>
-          <w:tcPr/>
-          <w:p>
-            <w:pPr>
-              <w:pStyle w:val="Compact"/>
-              <w:jc w:val="left"/>
-            </w:pPr>
-            <w:r>
-              <w:t xml:space="preserve">Component necessity</w:t>
-            </w:r>
-          </w:p>
-        </w:tc>
-        <w:tc>
-          <w:tcPr/>
-          <w:p>
-            <w:pPr>
-              <w:pStyle w:val="Compact"/>
-              <w:jc w:val="left"/>
-            </w:pPr>
-            <w:r>
-              <w:t xml:space="preserve">K=1 false discovery</w:t>
-            </w:r>
-          </w:p>
-        </w:tc>
-        <w:tc>
-          <w:tcPr/>
-          <w:p>
-            <w:pPr>
-              <w:pStyle w:val="Compact"/>
-              <w:jc w:val="left"/>
-            </w:pPr>
-            <w:r>
-              <w:t xml:space="preserve">Whether the model invents endotypes that don’t exist</w:t>
-            </w:r>
-          </w:p>
-        </w:tc>
-        <w:tc>
-          <w:tcPr/>
-          <w:p>
-            <w:pPr>
-              <w:pStyle w:val="Compact"/>
-              <w:jc w:val="left"/>
-            </w:pPr>
-            <w:r>
-              <w:t xml:space="preserve">Generate cohorts with one homogeneous regime; count how often K=2 is selected</w:t>
-            </w:r>
-          </w:p>
-        </w:tc>
-        <w:tc>
-          <w:tcPr/>
-          <w:p>
-            <w:pPr>
-              <w:pStyle w:val="Compact"/>
-              <w:jc w:val="left"/>
-            </w:pPr>
-            <w:r>
-              <w:t xml:space="preserve">The signature failure of subtyping papers, and the check the field routinely skips</w:t>
-            </w:r>
-          </w:p>
-        </w:tc>
-        <w:tc>
-          <w:tcPr/>
-          <w:p>
-            <w:pPr>
-              <w:pStyle w:val="Compact"/>
-              <w:jc w:val="left"/>
-            </w:pPr>
-            <w:r>
-              <w:t xml:space="preserve">Causal SCM 0/500 (0%) ✓ — Renal-adjusted 0/500 (0%) ✓ — Associative pooled 500/500 (100%) ✗ — median ΔBIC +27.3 vs −277.8</w:t>
+        <w:trPr>
+          <w:cantSplit/>
+        </w:trPr>
+        <w:tc>
+          <w:tcPr>
+            <w:tcW w:type="dxa" w:w="1152"/>
+            <w:vAlign w:val="top"/>
+            <w:tcMar>
+              <w:top w:w="60" w:type="dxa"/>
+              <w:start w:w="70" w:type="dxa"/>
+              <w:bottom w:w="60" w:type="dxa"/>
+              <w:end w:w="70" w:type="dxa"/>
+            </w:tcMar>
+            <w:shd w:fill="EAF2F8"/>
+          </w:tcPr>
+          <w:p>
+            <w:pPr>
+              <w:pStyle w:val="Compact"/>
+              <w:spacing w:before="0" w:after="0" w:line="240" w:lineRule="auto"/>
+              <w:jc w:val="left"/>
+            </w:pPr>
+            <w:r/>
+            <w:r>
+              <w:rPr>
+                <w:b/>
+                <w:sz w:val="15"/>
+              </w:rPr>
+              <w:t>E3 Endotype discovery</w:t>
+            </w:r>
+          </w:p>
+        </w:tc>
+        <w:tc>
+          <w:tcPr>
+            <w:tcW w:type="dxa" w:w="1944"/>
+            <w:vAlign w:val="top"/>
+            <w:tcMar>
+              <w:top w:w="60" w:type="dxa"/>
+              <w:start w:w="70" w:type="dxa"/>
+              <w:bottom w:w="60" w:type="dxa"/>
+              <w:end w:w="70" w:type="dxa"/>
+            </w:tcMar>
+            <w:shd w:fill="F7F9FC"/>
+          </w:tcPr>
+          <w:p>
+            <w:pPr>
+              <w:pStyle w:val="Compact"/>
+              <w:spacing w:before="0" w:after="0" w:line="240" w:lineRule="auto"/>
+              <w:jc w:val="left"/>
+            </w:pPr>
+            <w:r/>
+            <w:r>
+              <w:rPr>
+                <w:b/>
+                <w:sz w:val="15"/>
+              </w:rPr>
+              <w:t>False endotype discovery (K=1 null)</w:t>
+            </w:r>
+          </w:p>
+        </w:tc>
+        <w:tc>
+          <w:tcPr>
+            <w:tcW w:type="dxa" w:w="2232"/>
+            <w:vAlign w:val="top"/>
+            <w:tcMar>
+              <w:top w:w="60" w:type="dxa"/>
+              <w:start w:w="70" w:type="dxa"/>
+              <w:bottom w:w="60" w:type="dxa"/>
+              <w:end w:w="70" w:type="dxa"/>
+            </w:tcMar>
+            <w:shd w:fill="F7F9FC"/>
+          </w:tcPr>
+          <w:p>
+            <w:pPr>
+              <w:pStyle w:val="Compact"/>
+              <w:spacing w:before="0" w:after="0" w:line="240" w:lineRule="auto"/>
+              <w:jc w:val="left"/>
+            </w:pPr>
+            <w:r/>
+            <w:r>
+              <w:rPr>
+                <w:b w:val="0"/>
+                <w:sz w:val="15"/>
+              </w:rPr>
+              <w:t>Whether an unsupervised model invents endotypes in a homogeneous cohort.</w:t>
+            </w:r>
+          </w:p>
+        </w:tc>
+        <w:tc>
+          <w:tcPr>
+            <w:tcW w:type="dxa" w:w="3096"/>
+            <w:vAlign w:val="top"/>
+            <w:tcMar>
+              <w:top w:w="60" w:type="dxa"/>
+              <w:start w:w="70" w:type="dxa"/>
+              <w:bottom w:w="60" w:type="dxa"/>
+              <w:end w:w="70" w:type="dxa"/>
+            </w:tcMar>
+            <w:shd w:fill="F7F9FC"/>
+          </w:tcPr>
+          <w:p>
+            <w:pPr>
+              <w:pStyle w:val="Compact"/>
+              <w:spacing w:before="0" w:after="0" w:line="240" w:lineRule="auto"/>
+              <w:jc w:val="left"/>
+            </w:pPr>
+            <w:r/>
+            <w:r>
+              <w:rPr>
+                <w:b w:val="0"/>
+                <w:sz w:val="15"/>
+              </w:rPr>
+              <w:t>500 K=1 cohorts at 1.50 SD renal distortion; select K by BIC. Criterion: false K=2 rate ≤5% and Wilson upper bound &lt;5%.</w:t>
+            </w:r>
+          </w:p>
+        </w:tc>
+        <w:tc>
+          <w:tcPr>
+            <w:tcW w:type="dxa" w:w="2232"/>
+            <w:vAlign w:val="top"/>
+            <w:tcMar>
+              <w:top w:w="60" w:type="dxa"/>
+              <w:start w:w="70" w:type="dxa"/>
+              <w:bottom w:w="60" w:type="dxa"/>
+              <w:end w:w="70" w:type="dxa"/>
+            </w:tcMar>
+            <w:shd w:fill="F7F9FC"/>
+          </w:tcPr>
+          <w:p>
+            <w:pPr>
+              <w:pStyle w:val="Compact"/>
+              <w:spacing w:before="0" w:after="0" w:line="240" w:lineRule="auto"/>
+              <w:jc w:val="left"/>
+            </w:pPr>
+            <w:r/>
+            <w:r>
+              <w:rPr>
+                <w:b w:val="0"/>
+                <w:sz w:val="15"/>
+              </w:rPr>
+              <w:t>Directly tests the signature failure of latent subtyping.</w:t>
+            </w:r>
+          </w:p>
+        </w:tc>
+        <w:tc>
+          <w:tcPr>
+            <w:tcW w:type="dxa" w:w="3960"/>
+            <w:vAlign w:val="top"/>
+            <w:tcMar>
+              <w:top w:w="60" w:type="dxa"/>
+              <w:start w:w="70" w:type="dxa"/>
+              <w:bottom w:w="60" w:type="dxa"/>
+              <w:end w:w="70" w:type="dxa"/>
+            </w:tcMar>
+            <w:shd w:fill="F7F9FC"/>
+          </w:tcPr>
+          <w:p>
+            <w:pPr>
+              <w:pStyle w:val="Compact"/>
+              <w:spacing w:before="0" w:after="0" w:line="240" w:lineRule="auto"/>
+              <w:jc w:val="left"/>
+            </w:pPr>
+            <w:r/>
+            <w:r>
+              <w:rPr>
+                <w:b w:val="0"/>
+                <w:sz w:val="15"/>
+              </w:rPr>
+              <w:t>Biologically constrained SCM 0/500 (0%), Wilson [0, 0.76%] ✓; renal-adjusted LCM 0/500 ✓; associative LCM 500/500 (100%) ✗.</w:t>
             </w:r>
           </w:p>
         </w:tc>
       </w:tr>
       <w:tr>
-        <w:tc>
-          <w:tcPr/>
-          <w:p>
-            <w:pPr>
-              <w:pStyle w:val="Compact"/>
-              <w:jc w:val="left"/>
-            </w:pPr>
-            <w:r>
-              <w:t xml:space="preserve">Accuracy comparison</w:t>
-            </w:r>
-          </w:p>
-        </w:tc>
-        <w:tc>
-          <w:tcPr/>
-          <w:p>
-            <w:pPr>
-              <w:pStyle w:val="Compact"/>
-              <w:jc w:val="left"/>
-            </w:pPr>
-            <w:r>
-              <w:t xml:space="preserve">Mechanism recovery</w:t>
-            </w:r>
-          </w:p>
-        </w:tc>
-        <w:tc>
-          <w:tcPr/>
-          <w:p>
-            <w:pPr>
-              <w:pStyle w:val="Compact"/>
-              <w:jc w:val="left"/>
-            </w:pPr>
-            <w:r>
-              <w:t xml:space="preserve">Top-rank accuracy against planted truth, strong renal distortion (1.5 SD)</w:t>
-            </w:r>
-          </w:p>
-        </w:tc>
-        <w:tc>
-          <w:tcPr/>
-          <w:p>
-            <w:pPr>
-              <w:pStyle w:val="Compact"/>
-              <w:jc w:val="left"/>
-            </w:pPr>
-            <w:r>
-              <w:t xml:space="preserve">Test fitted model on held-out test set; measure portion of mechanism guesses correct</w:t>
-            </w:r>
-          </w:p>
-        </w:tc>
-        <w:tc>
-          <w:tcPr/>
-          <w:p>
-            <w:pPr>
-              <w:pStyle w:val="Compact"/>
-              <w:jc w:val="left"/>
-            </w:pPr>
-            <w:r>
-              <w:t xml:space="preserve">The model must recover real structure, not just avoid inventing fake structure</w:t>
-            </w:r>
-          </w:p>
-        </w:tc>
-        <w:tc>
-          <w:tcPr/>
-          <w:p>
-            <w:pPr>
-              <w:pStyle w:val="Compact"/>
-              <w:jc w:val="left"/>
-            </w:pPr>
-            <w:r>
-              <w:t xml:space="preserve">0.76 pp from oracle ✓ — Causal 81.9% · Oracle 82.7% — Renal-adjusted 81.6% · Associative pooled 57.9%</w:t>
+        <w:trPr>
+          <w:cantSplit/>
+        </w:trPr>
+        <w:tc>
+          <w:tcPr>
+            <w:tcW w:type="dxa" w:w="1152"/>
+            <w:vAlign w:val="top"/>
+            <w:tcMar>
+              <w:top w:w="60" w:type="dxa"/>
+              <w:start w:w="70" w:type="dxa"/>
+              <w:bottom w:w="60" w:type="dxa"/>
+              <w:end w:w="70" w:type="dxa"/>
+            </w:tcMar>
+            <w:shd w:fill="EAF2F8"/>
+          </w:tcPr>
+          <w:p>
+            <w:pPr>
+              <w:pStyle w:val="Compact"/>
+              <w:spacing w:before="0" w:after="0" w:line="240" w:lineRule="auto"/>
+              <w:jc w:val="left"/>
+            </w:pPr>
+            <w:r/>
+            <w:r>
+              <w:rPr>
+                <w:b/>
+                <w:sz w:val="15"/>
+              </w:rPr>
+              <w:t>E3 Endotype discovery</w:t>
+            </w:r>
+          </w:p>
+        </w:tc>
+        <w:tc>
+          <w:tcPr>
+            <w:tcW w:type="dxa" w:w="1944"/>
+            <w:vAlign w:val="top"/>
+            <w:tcMar>
+              <w:top w:w="60" w:type="dxa"/>
+              <w:start w:w="70" w:type="dxa"/>
+              <w:bottom w:w="60" w:type="dxa"/>
+              <w:end w:w="70" w:type="dxa"/>
+            </w:tcMar>
+          </w:tcPr>
+          <w:p>
+            <w:pPr>
+              <w:pStyle w:val="Compact"/>
+              <w:spacing w:before="0" w:after="0" w:line="240" w:lineRule="auto"/>
+              <w:jc w:val="left"/>
+            </w:pPr>
+            <w:r/>
+            <w:r>
+              <w:rPr>
+                <w:b/>
+                <w:sz w:val="15"/>
+              </w:rPr>
+              <w:t>ΔBIC (K=2 − K=1)</w:t>
+            </w:r>
+          </w:p>
+        </w:tc>
+        <w:tc>
+          <w:tcPr>
+            <w:tcW w:type="dxa" w:w="2232"/>
+            <w:vAlign w:val="top"/>
+            <w:tcMar>
+              <w:top w:w="60" w:type="dxa"/>
+              <w:start w:w="70" w:type="dxa"/>
+              <w:bottom w:w="60" w:type="dxa"/>
+              <w:end w:w="70" w:type="dxa"/>
+            </w:tcMar>
+          </w:tcPr>
+          <w:p>
+            <w:pPr>
+              <w:pStyle w:val="Compact"/>
+              <w:spacing w:before="0" w:after="0" w:line="240" w:lineRule="auto"/>
+              <w:jc w:val="left"/>
+            </w:pPr>
+            <w:r/>
+            <w:r>
+              <w:rPr>
+                <w:b w:val="0"/>
+                <w:sz w:val="15"/>
+              </w:rPr>
+              <w:t>Strength and direction of evidence for one versus two endotypes under the K=1 null.</w:t>
+            </w:r>
+          </w:p>
+        </w:tc>
+        <w:tc>
+          <w:tcPr>
+            <w:tcW w:type="dxa" w:w="3096"/>
+            <w:vAlign w:val="top"/>
+            <w:tcMar>
+              <w:top w:w="60" w:type="dxa"/>
+              <w:start w:w="70" w:type="dxa"/>
+              <w:bottom w:w="60" w:type="dxa"/>
+              <w:end w:w="70" w:type="dxa"/>
+            </w:tcMar>
+          </w:tcPr>
+          <w:p>
+            <w:pPr>
+              <w:pStyle w:val="Compact"/>
+              <w:spacing w:before="0" w:after="0" w:line="240" w:lineRule="auto"/>
+              <w:jc w:val="left"/>
+            </w:pPr>
+            <w:r/>
+            <w:r>
+              <w:rPr>
+                <w:b w:val="0"/>
+                <w:sz w:val="15"/>
+              </w:rPr>
+              <w:t>For each null cohort compute BIC(K=2) − BIC(K=1), then report the median. Positive favors K=1; negative favors K=2.</w:t>
+            </w:r>
+          </w:p>
+        </w:tc>
+        <w:tc>
+          <w:tcPr>
+            <w:tcW w:type="dxa" w:w="2232"/>
+            <w:vAlign w:val="top"/>
+            <w:tcMar>
+              <w:top w:w="60" w:type="dxa"/>
+              <w:start w:w="70" w:type="dxa"/>
+              <w:bottom w:w="60" w:type="dxa"/>
+              <w:end w:w="70" w:type="dxa"/>
+            </w:tcMar>
+          </w:tcPr>
+          <w:p>
+            <w:pPr>
+              <w:pStyle w:val="Compact"/>
+              <w:spacing w:before="0" w:after="0" w:line="240" w:lineRule="auto"/>
+              <w:jc w:val="left"/>
+            </w:pPr>
+            <w:r/>
+            <w:r>
+              <w:rPr>
+                <w:b w:val="0"/>
+                <w:sz w:val="15"/>
+              </w:rPr>
+              <w:t>Separates model-selection evidence from the binary false-discovery rate.</w:t>
+            </w:r>
+          </w:p>
+        </w:tc>
+        <w:tc>
+          <w:tcPr>
+            <w:tcW w:type="dxa" w:w="3960"/>
+            <w:vAlign w:val="top"/>
+            <w:tcMar>
+              <w:top w:w="60" w:type="dxa"/>
+              <w:start w:w="70" w:type="dxa"/>
+              <w:bottom w:w="60" w:type="dxa"/>
+              <w:end w:w="70" w:type="dxa"/>
+            </w:tcMar>
+          </w:tcPr>
+          <w:p>
+            <w:pPr>
+              <w:pStyle w:val="Compact"/>
+              <w:spacing w:before="0" w:after="0" w:line="240" w:lineRule="auto"/>
+              <w:jc w:val="left"/>
+            </w:pPr>
+            <w:r/>
+            <w:r>
+              <w:rPr>
+                <w:b w:val="0"/>
+                <w:sz w:val="15"/>
+              </w:rPr>
+              <w:t>Median ΔBIC: biologically constrained SCM +27.29 ✓; renal-adjusted LCM +27.67 ✓; associative LCM −277.84 ✗.</w:t>
             </w:r>
           </w:p>
         </w:tc>
       </w:tr>
       <w:tr>
-        <w:tc>
-          <w:tcPr/>
-          <w:p>
-            <w:pPr>
-              <w:pStyle w:val="Compact"/>
-              <w:jc w:val="left"/>
-            </w:pPr>
-            <w:r>
-              <w:t xml:space="preserve">Accuracy comparison</w:t>
-            </w:r>
-          </w:p>
-        </w:tc>
-        <w:tc>
-          <w:tcPr/>
-          <w:p>
-            <w:pPr>
-              <w:pStyle w:val="Compact"/>
-              <w:jc w:val="left"/>
-            </w:pPr>
-            <w:r>
-              <w:t xml:space="preserve">False atrial attribution</w:t>
-            </w:r>
-          </w:p>
-        </w:tc>
-        <w:tc>
-          <w:tcPr/>
-          <w:p>
-            <w:pPr>
-              <w:pStyle w:val="Compact"/>
-              <w:jc w:val="left"/>
-            </w:pPr>
-            <w:r>
-              <w:t xml:space="preserve">Proportion of renal-impaired, true-competing patients called atrial</w:t>
-            </w:r>
-          </w:p>
-        </w:tc>
-        <w:tc>
-          <w:tcPr/>
-          <w:p>
-            <w:pPr>
-              <w:pStyle w:val="Compact"/>
-              <w:jc w:val="left"/>
-            </w:pPr>
-            <w:r>
-              <w:t xml:space="preserve">Restrict to renal-impaired patients with Z=competing; measure portion assigned atrial</w:t>
-            </w:r>
-          </w:p>
-        </w:tc>
-        <w:tc>
-          <w:tcPr/>
-          <w:p>
-            <w:pPr>
-              <w:pStyle w:val="Compact"/>
-              <w:jc w:val="left"/>
-            </w:pPr>
-            <w:r>
-              <w:t xml:space="preserve">Model misclassification in the high-stakes clinical case</w:t>
-            </w:r>
-          </w:p>
-        </w:tc>
-        <w:tc>
-          <w:tcPr/>
-          <w:p>
-            <w:pPr>
-              <w:pStyle w:val="Compact"/>
-              <w:jc w:val="left"/>
-            </w:pPr>
-            <w:r>
-              <w:t xml:space="preserve">1.16 pp from oracle ✓ — Causal 18.5% · Oracle 17.3% — Renal-adjusted 19.7% · Associative pooled 76.0%</w:t>
+        <w:trPr>
+          <w:cantSplit/>
+        </w:trPr>
+        <w:tc>
+          <w:tcPr>
+            <w:tcW w:type="dxa" w:w="1152"/>
+            <w:vAlign w:val="top"/>
+            <w:tcMar>
+              <w:top w:w="60" w:type="dxa"/>
+              <w:start w:w="70" w:type="dxa"/>
+              <w:bottom w:w="60" w:type="dxa"/>
+              <w:end w:w="70" w:type="dxa"/>
+            </w:tcMar>
+            <w:shd w:fill="EAF2F8"/>
+          </w:tcPr>
+          <w:p>
+            <w:pPr>
+              <w:pStyle w:val="Compact"/>
+              <w:spacing w:before="0" w:after="0" w:line="240" w:lineRule="auto"/>
+              <w:jc w:val="left"/>
+            </w:pPr>
+            <w:r/>
+            <w:r>
+              <w:rPr>
+                <w:b/>
+                <w:sz w:val="15"/>
+              </w:rPr>
+              <w:t>E3 Endotype discovery</w:t>
+            </w:r>
+          </w:p>
+        </w:tc>
+        <w:tc>
+          <w:tcPr>
+            <w:tcW w:type="dxa" w:w="1944"/>
+            <w:vAlign w:val="top"/>
+            <w:tcMar>
+              <w:top w:w="60" w:type="dxa"/>
+              <w:start w:w="70" w:type="dxa"/>
+              <w:bottom w:w="60" w:type="dxa"/>
+              <w:end w:w="70" w:type="dxa"/>
+            </w:tcMar>
+          </w:tcPr>
+          <w:p>
+            <w:pPr>
+              <w:pStyle w:val="Compact"/>
+              <w:spacing w:before="0" w:after="0" w:line="240" w:lineRule="auto"/>
+              <w:jc w:val="left"/>
+            </w:pPr>
+            <w:r/>
+            <w:r>
+              <w:rPr>
+                <w:b/>
+                <w:sz w:val="15"/>
+              </w:rPr>
+              <w:t>Mechanism recovery (accuracy)</w:t>
+            </w:r>
+          </w:p>
+        </w:tc>
+        <w:tc>
+          <w:tcPr>
+            <w:tcW w:type="dxa" w:w="2232"/>
+            <w:vAlign w:val="top"/>
+            <w:tcMar>
+              <w:top w:w="60" w:type="dxa"/>
+              <w:start w:w="70" w:type="dxa"/>
+              <w:bottom w:w="60" w:type="dxa"/>
+              <w:end w:w="70" w:type="dxa"/>
+            </w:tcMar>
+          </w:tcPr>
+          <w:p>
+            <w:pPr>
+              <w:pStyle w:val="Compact"/>
+              <w:spacing w:before="0" w:after="0" w:line="240" w:lineRule="auto"/>
+              <w:jc w:val="left"/>
+            </w:pPr>
+            <w:r/>
+            <w:r>
+              <w:rPr>
+                <w:b w:val="0"/>
+                <w:sz w:val="15"/>
+              </w:rPr>
+              <w:t>Top-1 recovery of planted mechanism labels after unsupervised fitting.</w:t>
+            </w:r>
+          </w:p>
+        </w:tc>
+        <w:tc>
+          <w:tcPr>
+            <w:tcW w:type="dxa" w:w="3096"/>
+            <w:vAlign w:val="top"/>
+            <w:tcMar>
+              <w:top w:w="60" w:type="dxa"/>
+              <w:start w:w="70" w:type="dxa"/>
+              <w:bottom w:w="60" w:type="dxa"/>
+              <w:end w:w="70" w:type="dxa"/>
+            </w:tcMar>
+          </w:tcPr>
+          <w:p>
+            <w:pPr>
+              <w:pStyle w:val="Compact"/>
+              <w:spacing w:before="0" w:after="0" w:line="240" w:lineRule="auto"/>
+              <w:jc w:val="left"/>
+            </w:pPr>
+            <w:r/>
+            <w:r>
+              <w:rPr>
+                <w:b w:val="0"/>
+                <w:sz w:val="15"/>
+              </w:rPr>
+              <w:t>Fit on n=800; score held-out n=1,000 only after fitting. Criterion: within 1.0 pp of the data-generating oracle.</w:t>
+            </w:r>
+          </w:p>
+        </w:tc>
+        <w:tc>
+          <w:tcPr>
+            <w:tcW w:type="dxa" w:w="2232"/>
+            <w:vAlign w:val="top"/>
+            <w:tcMar>
+              <w:top w:w="60" w:type="dxa"/>
+              <w:start w:w="70" w:type="dxa"/>
+              <w:bottom w:w="60" w:type="dxa"/>
+              <w:end w:w="70" w:type="dxa"/>
+            </w:tcMar>
+          </w:tcPr>
+          <w:p>
+            <w:pPr>
+              <w:pStyle w:val="Compact"/>
+              <w:spacing w:before="0" w:after="0" w:line="240" w:lineRule="auto"/>
+              <w:jc w:val="left"/>
+            </w:pPr>
+            <w:r/>
+            <w:r>
+              <w:rPr>
+                <w:b w:val="0"/>
+                <w:sz w:val="15"/>
+              </w:rPr>
+              <w:t>Shows recovery of real structure, not only null-model restraint.</w:t>
+            </w:r>
+          </w:p>
+        </w:tc>
+        <w:tc>
+          <w:tcPr>
+            <w:tcW w:type="dxa" w:w="3960"/>
+            <w:vAlign w:val="top"/>
+            <w:tcMar>
+              <w:top w:w="60" w:type="dxa"/>
+              <w:start w:w="70" w:type="dxa"/>
+              <w:bottom w:w="60" w:type="dxa"/>
+              <w:end w:w="70" w:type="dxa"/>
+            </w:tcMar>
+          </w:tcPr>
+          <w:p>
+            <w:pPr>
+              <w:pStyle w:val="Compact"/>
+              <w:spacing w:before="0" w:after="0" w:line="240" w:lineRule="auto"/>
+              <w:jc w:val="left"/>
+            </w:pPr>
+            <w:r/>
+            <w:r>
+              <w:rPr>
+                <w:b w:val="0"/>
+                <w:sz w:val="15"/>
+              </w:rPr>
+              <w:t>SCM 81.94% [81.81, 82.06]; oracle 82.70%; gap 0.76 pp ✓. Renal-adjusted 81.64%; associative 57.85%.</w:t>
             </w:r>
           </w:p>
         </w:tc>
       </w:tr>
       <w:tr>
-        <w:tc>
-          <w:tcPr/>
-          <w:p>
-            <w:pPr>
-              <w:pStyle w:val="Compact"/>
-              <w:jc w:val="left"/>
-            </w:pPr>
-            <w:r>
-              <w:t xml:space="preserve">Accuracy comparison</w:t>
-            </w:r>
-          </w:p>
-        </w:tc>
-        <w:tc>
-          <w:tcPr/>
-          <w:p>
-            <w:pPr>
-              <w:pStyle w:val="Compact"/>
-              <w:jc w:val="left"/>
-            </w:pPr>
-            <w:r>
-              <w:t xml:space="preserve">Calibration</w:t>
-            </w:r>
-          </w:p>
-        </w:tc>
-        <w:tc>
-          <w:tcPr/>
-          <w:p>
-            <w:pPr>
-              <w:pStyle w:val="Compact"/>
-              <w:jc w:val="left"/>
-            </w:pPr>
-            <w:r>
-              <w:t xml:space="preserve">Whether stated confidence matches observed frequency</w:t>
-            </w:r>
-          </w:p>
-        </w:tc>
-        <w:tc>
-          <w:tcPr/>
-          <w:p>
-            <w:pPr>
-              <w:pStyle w:val="Compact"/>
-              <w:jc w:val="left"/>
-            </w:pPr>
-            <w:r>
-              <w:t xml:space="preserve">10-bin expected calibration error on posterior atrial probability</w:t>
-            </w:r>
-          </w:p>
-        </w:tc>
-        <w:tc>
-          <w:tcPr/>
-          <w:p>
-            <w:pPr>
-              <w:pStyle w:val="Compact"/>
-              <w:jc w:val="left"/>
-            </w:pPr>
-            <w:r>
-              <w:t xml:space="preserve">Miscalibration is how a</w:t>
-            </w:r>
-            <w:r>
-              <w:t xml:space="preserve"> </w:t>
-            </w:r>
-            <w:r>
-              <w:t xml:space="preserve">“</w:t>
-            </w:r>
-            <w:r>
-              <w:t xml:space="preserve">good AUC</w:t>
-            </w:r>
-            <w:r>
-              <w:t xml:space="preserve">”</w:t>
-            </w:r>
-            <w:r>
-              <w:t xml:space="preserve"> </w:t>
-            </w:r>
-            <w:r>
-              <w:t xml:space="preserve">model still harms patients</w:t>
-            </w:r>
-          </w:p>
-        </w:tc>
-        <w:tc>
-          <w:tcPr/>
-          <w:p>
-            <w:pPr>
-              <w:pStyle w:val="Compact"/>
-              <w:jc w:val="left"/>
-            </w:pPr>
-            <w:r>
-              <w:t xml:space="preserve">Causal 0.0450 [0.0431, 0.0470] ✓ — Oracle 0.0279 · Renal-adjusted 0.0467 ✓ — Associative pooled 0.3431 ✗</w:t>
+        <w:trPr>
+          <w:cantSplit/>
+        </w:trPr>
+        <w:tc>
+          <w:tcPr>
+            <w:tcW w:type="dxa" w:w="1152"/>
+            <w:vAlign w:val="top"/>
+            <w:tcMar>
+              <w:top w:w="60" w:type="dxa"/>
+              <w:start w:w="70" w:type="dxa"/>
+              <w:bottom w:w="60" w:type="dxa"/>
+              <w:end w:w="70" w:type="dxa"/>
+            </w:tcMar>
+            <w:shd w:fill="EAF2F8"/>
+          </w:tcPr>
+          <w:p>
+            <w:pPr>
+              <w:pStyle w:val="Compact"/>
+              <w:spacing w:before="0" w:after="0" w:line="240" w:lineRule="auto"/>
+              <w:jc w:val="left"/>
+            </w:pPr>
+            <w:r/>
+            <w:r>
+              <w:rPr>
+                <w:b/>
+                <w:sz w:val="15"/>
+              </w:rPr>
+              <w:t>E3 Endotype discovery</w:t>
+            </w:r>
+          </w:p>
+        </w:tc>
+        <w:tc>
+          <w:tcPr>
+            <w:tcW w:type="dxa" w:w="1944"/>
+            <w:vAlign w:val="top"/>
+            <w:tcMar>
+              <w:top w:w="60" w:type="dxa"/>
+              <w:start w:w="70" w:type="dxa"/>
+              <w:bottom w:w="60" w:type="dxa"/>
+              <w:end w:w="70" w:type="dxa"/>
+            </w:tcMar>
+          </w:tcPr>
+          <w:p>
+            <w:pPr>
+              <w:pStyle w:val="Compact"/>
+              <w:spacing w:before="0" w:after="0" w:line="240" w:lineRule="auto"/>
+              <w:jc w:val="left"/>
+            </w:pPr>
+            <w:r/>
+            <w:r>
+              <w:rPr>
+                <w:b/>
+                <w:sz w:val="15"/>
+              </w:rPr>
+              <w:t>Partition agreement (ARI)</w:t>
+            </w:r>
+          </w:p>
+        </w:tc>
+        <w:tc>
+          <w:tcPr>
+            <w:tcW w:type="dxa" w:w="2232"/>
+            <w:vAlign w:val="top"/>
+            <w:tcMar>
+              <w:top w:w="60" w:type="dxa"/>
+              <w:start w:w="70" w:type="dxa"/>
+              <w:bottom w:w="60" w:type="dxa"/>
+              <w:end w:w="70" w:type="dxa"/>
+            </w:tcMar>
+          </w:tcPr>
+          <w:p>
+            <w:pPr>
+              <w:pStyle w:val="Compact"/>
+              <w:spacing w:before="0" w:after="0" w:line="240" w:lineRule="auto"/>
+              <w:jc w:val="left"/>
+            </w:pPr>
+            <w:r/>
+            <w:r>
+              <w:rPr>
+                <w:b w:val="0"/>
+                <w:sz w:val="15"/>
+              </w:rPr>
+              <w:t>Label-invariant agreement between recovered and true partitions.</w:t>
+            </w:r>
+          </w:p>
+        </w:tc>
+        <w:tc>
+          <w:tcPr>
+            <w:tcW w:type="dxa" w:w="3096"/>
+            <w:vAlign w:val="top"/>
+            <w:tcMar>
+              <w:top w:w="60" w:type="dxa"/>
+              <w:start w:w="70" w:type="dxa"/>
+              <w:bottom w:w="60" w:type="dxa"/>
+              <w:end w:w="70" w:type="dxa"/>
+            </w:tcMar>
+          </w:tcPr>
+          <w:p>
+            <w:pPr>
+              <w:pStyle w:val="Compact"/>
+              <w:spacing w:before="0" w:after="0" w:line="240" w:lineRule="auto"/>
+              <w:jc w:val="left"/>
+            </w:pPr>
+            <w:r/>
+            <w:r>
+              <w:rPr>
+                <w:b w:val="0"/>
+                <w:sz w:val="15"/>
+              </w:rPr>
+              <w:t>Adjusted Rand index on the held-out set. Criterion: within 0.03 of oracle.</w:t>
+            </w:r>
+          </w:p>
+        </w:tc>
+        <w:tc>
+          <w:tcPr>
+            <w:tcW w:type="dxa" w:w="2232"/>
+            <w:vAlign w:val="top"/>
+            <w:tcMar>
+              <w:top w:w="60" w:type="dxa"/>
+              <w:start w:w="70" w:type="dxa"/>
+              <w:bottom w:w="60" w:type="dxa"/>
+              <w:end w:w="70" w:type="dxa"/>
+            </w:tcMar>
+          </w:tcPr>
+          <w:p>
+            <w:pPr>
+              <w:pStyle w:val="Compact"/>
+              <w:spacing w:before="0" w:after="0" w:line="240" w:lineRule="auto"/>
+              <w:jc w:val="left"/>
+            </w:pPr>
+            <w:r/>
+            <w:r>
+              <w:rPr>
+                <w:b w:val="0"/>
+                <w:sz w:val="15"/>
+              </w:rPr>
+              <w:t>Accuracy can be inflated by prevalence; ARI is clustering-native.</w:t>
+            </w:r>
+          </w:p>
+        </w:tc>
+        <w:tc>
+          <w:tcPr>
+            <w:tcW w:type="dxa" w:w="3960"/>
+            <w:vAlign w:val="top"/>
+            <w:tcMar>
+              <w:top w:w="60" w:type="dxa"/>
+              <w:start w:w="70" w:type="dxa"/>
+              <w:bottom w:w="60" w:type="dxa"/>
+              <w:end w:w="70" w:type="dxa"/>
+            </w:tcMar>
+          </w:tcPr>
+          <w:p>
+            <w:pPr>
+              <w:pStyle w:val="Compact"/>
+              <w:spacing w:before="0" w:after="0" w:line="240" w:lineRule="auto"/>
+              <w:jc w:val="left"/>
+            </w:pPr>
+            <w:r/>
+            <w:r>
+              <w:rPr>
+                <w:b w:val="0"/>
+                <w:sz w:val="15"/>
+              </w:rPr>
+              <w:t>SCM 0.4082 [0.4050, 0.4115]; oracle 0.4279; gap 0.0197 ✓. Renal-adjusted 0.4008; associative 0.0377.</w:t>
             </w:r>
           </w:p>
         </w:tc>
       </w:tr>
       <w:tr>
-        <w:tc>
-          <w:tcPr/>
-          <w:p>
-            <w:pPr>
-              <w:pStyle w:val="Compact"/>
-              <w:jc w:val="left"/>
-            </w:pPr>
-            <w:r>
-              <w:t xml:space="preserve">Transport</w:t>
-            </w:r>
-          </w:p>
-        </w:tc>
-        <w:tc>
-          <w:tcPr/>
-          <w:p>
-            <w:pPr>
-              <w:pStyle w:val="Compact"/>
-              <w:jc w:val="left"/>
-            </w:pPr>
-            <w:r>
-              <w:t xml:space="preserve">Transport degradation</w:t>
-            </w:r>
-          </w:p>
-        </w:tc>
-        <w:tc>
-          <w:tcPr/>
-          <w:p>
-            <w:pPr>
-              <w:pStyle w:val="Compact"/>
-              <w:jc w:val="left"/>
-            </w:pPr>
-            <w:r>
-              <w:t xml:space="preserve">Performance lost when the environment changes</w:t>
-            </w:r>
-          </w:p>
-        </w:tc>
-        <w:tc>
-          <w:tcPr/>
-          <w:p>
-            <w:pPr>
-              <w:pStyle w:val="Compact"/>
-              <w:jc w:val="left"/>
-            </w:pPr>
-            <w:r>
-              <w:t xml:space="preserve">Accuracy at no shift minus accuracy at strong shift, held-out hospital</w:t>
-            </w:r>
-          </w:p>
-        </w:tc>
-        <w:tc>
-          <w:tcPr/>
-          <w:p>
-            <w:pPr>
-              <w:pStyle w:val="Compact"/>
-              <w:jc w:val="left"/>
-            </w:pPr>
-            <w:r>
-              <w:t xml:space="preserve">Verify the model still functions in an environment it wasn’t trained in</w:t>
-            </w:r>
-          </w:p>
-        </w:tc>
-        <w:tc>
-          <w:tcPr/>
-          <w:p>
-            <w:pPr>
-              <w:pStyle w:val="Compact"/>
-              <w:jc w:val="left"/>
-            </w:pPr>
-            <w:r>
-              <w:t xml:space="preserve">0.09 pp from oracle ✓ — Modular −3.92 · Oracle −3.83 — Target-calib. −4.08 · Frozen −5.42 · Pooled-across-hospitals −6.86</w:t>
+        <w:trPr>
+          <w:cantSplit/>
+        </w:trPr>
+        <w:tc>
+          <w:tcPr>
+            <w:tcW w:type="dxa" w:w="1152"/>
+            <w:vAlign w:val="top"/>
+            <w:tcMar>
+              <w:top w:w="60" w:type="dxa"/>
+              <w:start w:w="70" w:type="dxa"/>
+              <w:bottom w:w="60" w:type="dxa"/>
+              <w:end w:w="70" w:type="dxa"/>
+            </w:tcMar>
+            <w:shd w:fill="EAF2F8"/>
+          </w:tcPr>
+          <w:p>
+            <w:pPr>
+              <w:pStyle w:val="Compact"/>
+              <w:spacing w:before="0" w:after="0" w:line="240" w:lineRule="auto"/>
+              <w:jc w:val="left"/>
+            </w:pPr>
+            <w:r/>
+            <w:r>
+              <w:rPr>
+                <w:b/>
+                <w:sz w:val="15"/>
+              </w:rPr>
+              <w:t>E3 Endotype discovery</w:t>
+            </w:r>
+          </w:p>
+        </w:tc>
+        <w:tc>
+          <w:tcPr>
+            <w:tcW w:type="dxa" w:w="1944"/>
+            <w:vAlign w:val="top"/>
+            <w:tcMar>
+              <w:top w:w="60" w:type="dxa"/>
+              <w:start w:w="70" w:type="dxa"/>
+              <w:bottom w:w="60" w:type="dxa"/>
+              <w:end w:w="70" w:type="dxa"/>
+            </w:tcMar>
+          </w:tcPr>
+          <w:p>
+            <w:pPr>
+              <w:pStyle w:val="Compact"/>
+              <w:spacing w:before="0" w:after="0" w:line="240" w:lineRule="auto"/>
+              <w:jc w:val="left"/>
+            </w:pPr>
+            <w:r/>
+            <w:r>
+              <w:rPr>
+                <w:b/>
+                <w:sz w:val="15"/>
+              </w:rPr>
+              <w:t>False atrial attribution</w:t>
+            </w:r>
+          </w:p>
+        </w:tc>
+        <w:tc>
+          <w:tcPr>
+            <w:tcW w:type="dxa" w:w="2232"/>
+            <w:vAlign w:val="top"/>
+            <w:tcMar>
+              <w:top w:w="60" w:type="dxa"/>
+              <w:start w:w="70" w:type="dxa"/>
+              <w:bottom w:w="60" w:type="dxa"/>
+              <w:end w:w="70" w:type="dxa"/>
+            </w:tcMar>
+          </w:tcPr>
+          <w:p>
+            <w:pPr>
+              <w:pStyle w:val="Compact"/>
+              <w:spacing w:before="0" w:after="0" w:line="240" w:lineRule="auto"/>
+              <w:jc w:val="left"/>
+            </w:pPr>
+            <w:r/>
+            <w:r>
+              <w:rPr>
+                <w:b w:val="0"/>
+                <w:sz w:val="15"/>
+              </w:rPr>
+              <w:t>Renal-impaired, true-competing patients incorrectly assigned atrial.</w:t>
+            </w:r>
+          </w:p>
+        </w:tc>
+        <w:tc>
+          <w:tcPr>
+            <w:tcW w:type="dxa" w:w="3096"/>
+            <w:vAlign w:val="top"/>
+            <w:tcMar>
+              <w:top w:w="60" w:type="dxa"/>
+              <w:start w:w="70" w:type="dxa"/>
+              <w:bottom w:w="60" w:type="dxa"/>
+              <w:end w:w="70" w:type="dxa"/>
+            </w:tcMar>
+          </w:tcPr>
+          <w:p>
+            <w:pPr>
+              <w:pStyle w:val="Compact"/>
+              <w:spacing w:before="0" w:after="0" w:line="240" w:lineRule="auto"/>
+              <w:jc w:val="left"/>
+            </w:pPr>
+            <w:r/>
+            <w:r>
+              <w:rPr>
+                <w:b w:val="0"/>
+                <w:sz w:val="15"/>
+              </w:rPr>
+              <w:t>Restrict to renal-impaired patients with competing-mechanism truth. Criterion: within 2 pp of oracle.</w:t>
+            </w:r>
+          </w:p>
+        </w:tc>
+        <w:tc>
+          <w:tcPr>
+            <w:tcW w:type="dxa" w:w="2232"/>
+            <w:vAlign w:val="top"/>
+            <w:tcMar>
+              <w:top w:w="60" w:type="dxa"/>
+              <w:start w:w="70" w:type="dxa"/>
+              <w:bottom w:w="60" w:type="dxa"/>
+              <w:end w:w="70" w:type="dxa"/>
+            </w:tcMar>
+          </w:tcPr>
+          <w:p>
+            <w:pPr>
+              <w:pStyle w:val="Compact"/>
+              <w:spacing w:before="0" w:after="0" w:line="240" w:lineRule="auto"/>
+              <w:jc w:val="left"/>
+            </w:pPr>
+            <w:r/>
+            <w:r>
+              <w:rPr>
+                <w:b w:val="0"/>
+                <w:sz w:val="15"/>
+              </w:rPr>
+              <w:t>High-stakes clinical error rather than aggregate accuracy.</w:t>
+            </w:r>
+          </w:p>
+        </w:tc>
+        <w:tc>
+          <w:tcPr>
+            <w:tcW w:type="dxa" w:w="3960"/>
+            <w:vAlign w:val="top"/>
+            <w:tcMar>
+              <w:top w:w="60" w:type="dxa"/>
+              <w:start w:w="70" w:type="dxa"/>
+              <w:bottom w:w="60" w:type="dxa"/>
+              <w:end w:w="70" w:type="dxa"/>
+            </w:tcMar>
+          </w:tcPr>
+          <w:p>
+            <w:pPr>
+              <w:pStyle w:val="Compact"/>
+              <w:spacing w:before="0" w:after="0" w:line="240" w:lineRule="auto"/>
+              <w:jc w:val="left"/>
+            </w:pPr>
+            <w:r/>
+            <w:r>
+              <w:rPr>
+                <w:b w:val="0"/>
+                <w:sz w:val="15"/>
+              </w:rPr>
+              <w:t>SCM 18.51% [17.92, 19.11]; oracle 17.35%; gap 1.16 pp ✓. Renal-adjusted 19.75%; associative 75.99%.</w:t>
             </w:r>
           </w:p>
         </w:tc>
       </w:tr>
       <w:tr>
-        <w:tc>
-          <w:tcPr/>
-          <w:p>
-            <w:pPr>
-              <w:pStyle w:val="Compact"/>
-              <w:jc w:val="left"/>
-            </w:pPr>
-            <w:r>
-              <w:t xml:space="preserve">Transport</w:t>
-            </w:r>
-          </w:p>
-        </w:tc>
-        <w:tc>
-          <w:tcPr/>
-          <w:p>
-            <w:pPr>
-              <w:pStyle w:val="Compact"/>
-              <w:jc w:val="left"/>
-            </w:pPr>
-            <w:r>
-              <w:t xml:space="preserve">Negative control</w:t>
-            </w:r>
-          </w:p>
-        </w:tc>
-        <w:tc>
-          <w:tcPr/>
-          <w:p>
-            <w:pPr>
-              <w:pStyle w:val="Compact"/>
-              <w:jc w:val="left"/>
-            </w:pPr>
-            <w:r>
-              <w:t xml:space="preserve">That the causal machinery buys nothing when there is nothing to buy</w:t>
-            </w:r>
-          </w:p>
-        </w:tc>
-        <w:tc>
-          <w:tcPr/>
-          <w:p>
-            <w:pPr>
-              <w:pStyle w:val="Compact"/>
-              <w:jc w:val="left"/>
-            </w:pPr>
-            <w:r>
-              <w:t xml:space="preserve">Modular causal minus target-calibrated associative accuracy at no shift; equivalence test against a ±1.0 pp margin</w:t>
-            </w:r>
-          </w:p>
-        </w:tc>
-        <w:tc>
-          <w:tcPr/>
-          <w:p>
-            <w:pPr>
-              <w:pStyle w:val="Compact"/>
-              <w:jc w:val="left"/>
-            </w:pPr>
-            <w:r>
-              <w:t xml:space="preserve">Pre-empts</w:t>
-            </w:r>
-            <w:r>
-              <w:t xml:space="preserve"> </w:t>
-            </w:r>
-            <w:r>
-              <w:t xml:space="preserve">“</w:t>
-            </w:r>
-            <w:r>
-              <w:t xml:space="preserve">your gain is just extra model flexibility</w:t>
-            </w:r>
-            <w:r>
-              <w:t xml:space="preserve">”</w:t>
-            </w:r>
-          </w:p>
-        </w:tc>
-        <w:tc>
-          <w:tcPr/>
-          <w:p>
-            <w:pPr>
-              <w:pStyle w:val="Compact"/>
-              <w:jc w:val="left"/>
-            </w:pPr>
-            <w:r>
-              <w:t xml:space="preserve">+0.299 pp [0.247, 0.351] — CI entirely inside the equivalence margin ✓</w:t>
+        <w:trPr>
+          <w:cantSplit/>
+        </w:trPr>
+        <w:tc>
+          <w:tcPr>
+            <w:tcW w:type="dxa" w:w="1152"/>
+            <w:vAlign w:val="top"/>
+            <w:tcMar>
+              <w:top w:w="60" w:type="dxa"/>
+              <w:start w:w="70" w:type="dxa"/>
+              <w:bottom w:w="60" w:type="dxa"/>
+              <w:end w:w="70" w:type="dxa"/>
+            </w:tcMar>
+            <w:shd w:fill="EAF2F8"/>
+          </w:tcPr>
+          <w:p>
+            <w:pPr>
+              <w:pStyle w:val="Compact"/>
+              <w:spacing w:before="0" w:after="0" w:line="240" w:lineRule="auto"/>
+              <w:jc w:val="left"/>
+            </w:pPr>
+            <w:r/>
+            <w:r>
+              <w:rPr>
+                <w:b/>
+                <w:sz w:val="15"/>
+              </w:rPr>
+              <w:t>E3 Endotype discovery</w:t>
+            </w:r>
+          </w:p>
+        </w:tc>
+        <w:tc>
+          <w:tcPr>
+            <w:tcW w:type="dxa" w:w="1944"/>
+            <w:vAlign w:val="top"/>
+            <w:tcMar>
+              <w:top w:w="60" w:type="dxa"/>
+              <w:start w:w="70" w:type="dxa"/>
+              <w:bottom w:w="60" w:type="dxa"/>
+              <w:end w:w="70" w:type="dxa"/>
+            </w:tcMar>
+          </w:tcPr>
+          <w:p>
+            <w:pPr>
+              <w:pStyle w:val="Compact"/>
+              <w:spacing w:before="0" w:after="0" w:line="240" w:lineRule="auto"/>
+              <w:jc w:val="left"/>
+            </w:pPr>
+            <w:r/>
+            <w:r>
+              <w:rPr>
+                <w:b/>
+                <w:sz w:val="15"/>
+              </w:rPr>
+              <w:t>Probabilistic accuracy (Brier)</w:t>
+            </w:r>
+          </w:p>
+        </w:tc>
+        <w:tc>
+          <w:tcPr>
+            <w:tcW w:type="dxa" w:w="2232"/>
+            <w:vAlign w:val="top"/>
+            <w:tcMar>
+              <w:top w:w="60" w:type="dxa"/>
+              <w:start w:w="70" w:type="dxa"/>
+              <w:bottom w:w="60" w:type="dxa"/>
+              <w:end w:w="70" w:type="dxa"/>
+            </w:tcMar>
+          </w:tcPr>
+          <w:p>
+            <w:pPr>
+              <w:pStyle w:val="Compact"/>
+              <w:spacing w:before="0" w:after="0" w:line="240" w:lineRule="auto"/>
+              <w:jc w:val="left"/>
+            </w:pPr>
+            <w:r/>
+            <w:r>
+              <w:rPr>
+                <w:b w:val="0"/>
+                <w:sz w:val="15"/>
+              </w:rPr>
+              <w:t>Accuracy of the posterior probability, not only its argmax.</w:t>
+            </w:r>
+          </w:p>
+        </w:tc>
+        <w:tc>
+          <w:tcPr>
+            <w:tcW w:type="dxa" w:w="3096"/>
+            <w:vAlign w:val="top"/>
+            <w:tcMar>
+              <w:top w:w="60" w:type="dxa"/>
+              <w:start w:w="70" w:type="dxa"/>
+              <w:bottom w:w="60" w:type="dxa"/>
+              <w:end w:w="70" w:type="dxa"/>
+            </w:tcMar>
+          </w:tcPr>
+          <w:p>
+            <w:pPr>
+              <w:pStyle w:val="Compact"/>
+              <w:spacing w:before="0" w:after="0" w:line="240" w:lineRule="auto"/>
+              <w:jc w:val="left"/>
+            </w:pPr>
+            <w:r/>
+            <w:r>
+              <w:rPr>
+                <w:b w:val="0"/>
+                <w:sz w:val="15"/>
+              </w:rPr>
+              <w:t>Brier score for posterior atrial probability on held-out truth. Criterion: within 0.01 of oracle.</w:t>
+            </w:r>
+          </w:p>
+        </w:tc>
+        <w:tc>
+          <w:tcPr>
+            <w:tcW w:type="dxa" w:w="2232"/>
+            <w:vAlign w:val="top"/>
+            <w:tcMar>
+              <w:top w:w="60" w:type="dxa"/>
+              <w:start w:w="70" w:type="dxa"/>
+              <w:bottom w:w="60" w:type="dxa"/>
+              <w:end w:w="70" w:type="dxa"/>
+            </w:tcMar>
+          </w:tcPr>
+          <w:p>
+            <w:pPr>
+              <w:pStyle w:val="Compact"/>
+              <w:spacing w:before="0" w:after="0" w:line="240" w:lineRule="auto"/>
+              <w:jc w:val="left"/>
+            </w:pPr>
+            <w:r/>
+            <w:r>
+              <w:rPr>
+                <w:b w:val="0"/>
+                <w:sz w:val="15"/>
+              </w:rPr>
+              <w:t>A subtype call requires a trustworthy probability.</w:t>
+            </w:r>
+          </w:p>
+        </w:tc>
+        <w:tc>
+          <w:tcPr>
+            <w:tcW w:type="dxa" w:w="3960"/>
+            <w:vAlign w:val="top"/>
+            <w:tcMar>
+              <w:top w:w="60" w:type="dxa"/>
+              <w:start w:w="70" w:type="dxa"/>
+              <w:bottom w:w="60" w:type="dxa"/>
+              <w:end w:w="70" w:type="dxa"/>
+            </w:tcMar>
+          </w:tcPr>
+          <w:p>
+            <w:pPr>
+              <w:pStyle w:val="Compact"/>
+              <w:spacing w:before="0" w:after="0" w:line="240" w:lineRule="auto"/>
+              <w:jc w:val="left"/>
+            </w:pPr>
+            <w:r/>
+            <w:r>
+              <w:rPr>
+                <w:b w:val="0"/>
+                <w:sz w:val="15"/>
+              </w:rPr>
+              <w:t>SCM 0.1267 [0.1260, 0.1274]; oracle 0.1216; gap 0.0051 ✓. Renal-adjusted 0.1289; associative 0.3481.</w:t>
             </w:r>
           </w:p>
         </w:tc>
       </w:tr>
       <w:tr>
-        <w:tc>
-          <w:tcPr/>
-          <w:p>
-            <w:pPr>
-              <w:pStyle w:val="Compact"/>
-              <w:jc w:val="left"/>
-            </w:pPr>
-            <w:r>
-              <w:t xml:space="preserve">Counterfactual simulation</w:t>
-            </w:r>
-          </w:p>
-        </w:tc>
-        <w:tc>
-          <w:tcPr/>
-          <w:p>
-            <w:pPr>
-              <w:pStyle w:val="Compact"/>
-              <w:jc w:val="left"/>
-            </w:pPr>
-            <w:r>
-              <w:t xml:space="preserve">Counterfactual increment</w:t>
-            </w:r>
-          </w:p>
-        </w:tc>
-        <w:tc>
-          <w:tcPr/>
-          <w:p>
-            <w:pPr>
-              <w:pStyle w:val="Compact"/>
-              <w:jc w:val="left"/>
-            </w:pPr>
-            <w:r>
-              <w:t xml:space="preserve">Whether the counterfactual query adds anything over the same-SCM posterior</w:t>
-            </w:r>
-          </w:p>
-        </w:tc>
-        <w:tc>
-          <w:tcPr/>
-          <w:p>
-            <w:pPr>
-              <w:pStyle w:val="Compact"/>
-              <w:jc w:val="left"/>
-            </w:pPr>
-            <w:r>
-              <w:t xml:space="preserve">Max |counterfactual score − same-SCM posterior| across all repeats</w:t>
-            </w:r>
-          </w:p>
-        </w:tc>
-        <w:tc>
-          <w:tcPr/>
-          <w:p>
-            <w:pPr>
-              <w:pStyle w:val="Compact"/>
-              <w:jc w:val="left"/>
-            </w:pPr>
-            <w:r>
-              <w:t xml:space="preserve">Pre-empts the claim that the causal</w:t>
-            </w:r>
-            <w:r>
-              <w:t xml:space="preserve"> </w:t>
-            </w:r>
-            <w:r>
-              <w:rPr>
-                <w:iCs/>
-                <w:i/>
-              </w:rPr>
-              <w:t xml:space="preserve">query</w:t>
-            </w:r>
-            <w:r>
-              <w:t xml:space="preserve">, rather than the structure, is doing the work</w:t>
-            </w:r>
-          </w:p>
-        </w:tc>
-        <w:tc>
-          <w:tcPr/>
-          <w:p>
-            <w:pPr>
-              <w:pStyle w:val="Compact"/>
-              <w:jc w:val="left"/>
-            </w:pPr>
-            <w:r>
-              <w:t xml:space="preserve">≈7.8×10⁻¹⁶ — exactly zero increment. — In a symmetric K=2 model, normalized disablement and sufficiency are monotone transforms of the correctly specified posterior. A mathematical identity, not a null result.</w:t>
+        <w:trPr>
+          <w:cantSplit/>
+        </w:trPr>
+        <w:tc>
+          <w:tcPr>
+            <w:tcW w:type="dxa" w:w="1152"/>
+            <w:vAlign w:val="top"/>
+            <w:tcMar>
+              <w:top w:w="60" w:type="dxa"/>
+              <w:start w:w="70" w:type="dxa"/>
+              <w:bottom w:w="60" w:type="dxa"/>
+              <w:end w:w="70" w:type="dxa"/>
+            </w:tcMar>
+            <w:shd w:fill="EAF2F8"/>
+          </w:tcPr>
+          <w:p>
+            <w:pPr>
+              <w:pStyle w:val="Compact"/>
+              <w:spacing w:before="0" w:after="0" w:line="240" w:lineRule="auto"/>
+              <w:jc w:val="left"/>
+            </w:pPr>
+            <w:r/>
+            <w:r>
+              <w:rPr>
+                <w:b/>
+                <w:sz w:val="15"/>
+              </w:rPr>
+              <w:t>E3 Endotype discovery</w:t>
+            </w:r>
+          </w:p>
+        </w:tc>
+        <w:tc>
+          <w:tcPr>
+            <w:tcW w:type="dxa" w:w="1944"/>
+            <w:vAlign w:val="top"/>
+            <w:tcMar>
+              <w:top w:w="60" w:type="dxa"/>
+              <w:start w:w="70" w:type="dxa"/>
+              <w:bottom w:w="60" w:type="dxa"/>
+              <w:end w:w="70" w:type="dxa"/>
+            </w:tcMar>
+          </w:tcPr>
+          <w:p>
+            <w:pPr>
+              <w:pStyle w:val="Compact"/>
+              <w:spacing w:before="0" w:after="0" w:line="240" w:lineRule="auto"/>
+              <w:jc w:val="left"/>
+            </w:pPr>
+            <w:r/>
+            <w:r>
+              <w:rPr>
+                <w:b/>
+                <w:sz w:val="15"/>
+              </w:rPr>
+              <w:t>Calibration (ECE)</w:t>
+            </w:r>
+          </w:p>
+        </w:tc>
+        <w:tc>
+          <w:tcPr>
+            <w:tcW w:type="dxa" w:w="2232"/>
+            <w:vAlign w:val="top"/>
+            <w:tcMar>
+              <w:top w:w="60" w:type="dxa"/>
+              <w:start w:w="70" w:type="dxa"/>
+              <w:bottom w:w="60" w:type="dxa"/>
+              <w:end w:w="70" w:type="dxa"/>
+            </w:tcMar>
+          </w:tcPr>
+          <w:p>
+            <w:pPr>
+              <w:pStyle w:val="Compact"/>
+              <w:spacing w:before="0" w:after="0" w:line="240" w:lineRule="auto"/>
+              <w:jc w:val="left"/>
+            </w:pPr>
+            <w:r/>
+            <w:r>
+              <w:rPr>
+                <w:b w:val="0"/>
+                <w:sz w:val="15"/>
+              </w:rPr>
+              <w:t>Agreement between stated confidence and observed frequency.</w:t>
+            </w:r>
+          </w:p>
+        </w:tc>
+        <w:tc>
+          <w:tcPr>
+            <w:tcW w:type="dxa" w:w="3096"/>
+            <w:vAlign w:val="top"/>
+            <w:tcMar>
+              <w:top w:w="60" w:type="dxa"/>
+              <w:start w:w="70" w:type="dxa"/>
+              <w:bottom w:w="60" w:type="dxa"/>
+              <w:end w:w="70" w:type="dxa"/>
+            </w:tcMar>
+          </w:tcPr>
+          <w:p>
+            <w:pPr>
+              <w:pStyle w:val="Compact"/>
+              <w:spacing w:before="0" w:after="0" w:line="240" w:lineRule="auto"/>
+              <w:jc w:val="left"/>
+            </w:pPr>
+            <w:r/>
+            <w:r>
+              <w:rPr>
+                <w:b w:val="0"/>
+                <w:sz w:val="15"/>
+              </w:rPr>
+              <w:t>Ten-bin expected calibration error for posterior atrial probability. Criterion: ECE ≤0.05.</w:t>
+            </w:r>
+          </w:p>
+        </w:tc>
+        <w:tc>
+          <w:tcPr>
+            <w:tcW w:type="dxa" w:w="2232"/>
+            <w:vAlign w:val="top"/>
+            <w:tcMar>
+              <w:top w:w="60" w:type="dxa"/>
+              <w:start w:w="70" w:type="dxa"/>
+              <w:bottom w:w="60" w:type="dxa"/>
+              <w:end w:w="70" w:type="dxa"/>
+            </w:tcMar>
+          </w:tcPr>
+          <w:p>
+            <w:pPr>
+              <w:pStyle w:val="Compact"/>
+              <w:spacing w:before="0" w:after="0" w:line="240" w:lineRule="auto"/>
+              <w:jc w:val="left"/>
+            </w:pPr>
+            <w:r/>
+            <w:r>
+              <w:rPr>
+                <w:b w:val="0"/>
+                <w:sz w:val="15"/>
+              </w:rPr>
+              <w:t>Prevents confident but unreliable endotype assignments.</w:t>
+            </w:r>
+          </w:p>
+        </w:tc>
+        <w:tc>
+          <w:tcPr>
+            <w:tcW w:type="dxa" w:w="3960"/>
+            <w:vAlign w:val="top"/>
+            <w:tcMar>
+              <w:top w:w="60" w:type="dxa"/>
+              <w:start w:w="70" w:type="dxa"/>
+              <w:bottom w:w="60" w:type="dxa"/>
+              <w:end w:w="70" w:type="dxa"/>
+            </w:tcMar>
+          </w:tcPr>
+          <w:p>
+            <w:pPr>
+              <w:pStyle w:val="Compact"/>
+              <w:spacing w:before="0" w:after="0" w:line="240" w:lineRule="auto"/>
+              <w:jc w:val="left"/>
+            </w:pPr>
+            <w:r/>
+            <w:r>
+              <w:rPr>
+                <w:b w:val="0"/>
+                <w:sz w:val="15"/>
+              </w:rPr>
+              <w:t>SCM 0.0450 [0.0431, 0.0470] ✓; oracle 0.0279; renal-adjusted 0.0467 ✓; associative 0.3431 ✗.</w:t>
+            </w:r>
+          </w:p>
+        </w:tc>
+      </w:tr>
+      <w:tr>
+        <w:trPr>
+          <w:cantSplit/>
+        </w:trPr>
+        <w:tc>
+          <w:tcPr>
+            <w:tcW w:type="dxa" w:w="1152"/>
+            <w:vAlign w:val="top"/>
+            <w:tcMar>
+              <w:top w:w="60" w:type="dxa"/>
+              <w:start w:w="70" w:type="dxa"/>
+              <w:bottom w:w="60" w:type="dxa"/>
+              <w:end w:w="70" w:type="dxa"/>
+            </w:tcMar>
+            <w:shd w:fill="EAF2F8"/>
+          </w:tcPr>
+          <w:p>
+            <w:pPr>
+              <w:pStyle w:val="Compact"/>
+              <w:spacing w:before="0" w:after="0" w:line="240" w:lineRule="auto"/>
+              <w:jc w:val="left"/>
+            </w:pPr>
+            <w:r/>
+            <w:r>
+              <w:rPr>
+                <w:b/>
+                <w:sz w:val="15"/>
+              </w:rPr>
+              <w:t>E3 Endotype discovery</w:t>
+            </w:r>
+          </w:p>
+        </w:tc>
+        <w:tc>
+          <w:tcPr>
+            <w:tcW w:type="dxa" w:w="1944"/>
+            <w:vAlign w:val="top"/>
+            <w:tcMar>
+              <w:top w:w="60" w:type="dxa"/>
+              <w:start w:w="70" w:type="dxa"/>
+              <w:bottom w:w="60" w:type="dxa"/>
+              <w:end w:w="70" w:type="dxa"/>
+            </w:tcMar>
+          </w:tcPr>
+          <w:p>
+            <w:pPr>
+              <w:pStyle w:val="Compact"/>
+              <w:spacing w:before="0" w:after="0" w:line="240" w:lineRule="auto"/>
+              <w:jc w:val="left"/>
+            </w:pPr>
+            <w:r/>
+            <w:r>
+              <w:rPr>
+                <w:b/>
+                <w:sz w:val="15"/>
+              </w:rPr>
+              <w:t>Prevalence bias</w:t>
+            </w:r>
+          </w:p>
+        </w:tc>
+        <w:tc>
+          <w:tcPr>
+            <w:tcW w:type="dxa" w:w="2232"/>
+            <w:vAlign w:val="top"/>
+            <w:tcMar>
+              <w:top w:w="60" w:type="dxa"/>
+              <w:start w:w="70" w:type="dxa"/>
+              <w:bottom w:w="60" w:type="dxa"/>
+              <w:end w:w="70" w:type="dxa"/>
+            </w:tcMar>
+          </w:tcPr>
+          <w:p>
+            <w:pPr>
+              <w:pStyle w:val="Compact"/>
+              <w:spacing w:before="0" w:after="0" w:line="240" w:lineRule="auto"/>
+              <w:jc w:val="left"/>
+            </w:pPr>
+            <w:r/>
+            <w:r>
+              <w:rPr>
+                <w:b w:val="0"/>
+                <w:sz w:val="15"/>
+              </w:rPr>
+              <w:t>Distortion of the inferred atrial-endotype population share.</w:t>
+            </w:r>
+          </w:p>
+        </w:tc>
+        <w:tc>
+          <w:tcPr>
+            <w:tcW w:type="dxa" w:w="3096"/>
+            <w:vAlign w:val="top"/>
+            <w:tcMar>
+              <w:top w:w="60" w:type="dxa"/>
+              <w:start w:w="70" w:type="dxa"/>
+              <w:bottom w:w="60" w:type="dxa"/>
+              <w:end w:w="70" w:type="dxa"/>
+            </w:tcMar>
+          </w:tcPr>
+          <w:p>
+            <w:pPr>
+              <w:pStyle w:val="Compact"/>
+              <w:spacing w:before="0" w:after="0" w:line="240" w:lineRule="auto"/>
+              <w:jc w:val="left"/>
+            </w:pPr>
+            <w:r/>
+            <w:r>
+              <w:rPr>
+                <w:b w:val="0"/>
+                <w:sz w:val="15"/>
+              </w:rPr>
+              <w:t>Predicted atrial prevalence versus true 50%. Criterion: absolute bias ≤2 pp.</w:t>
+            </w:r>
+          </w:p>
+        </w:tc>
+        <w:tc>
+          <w:tcPr>
+            <w:tcW w:type="dxa" w:w="2232"/>
+            <w:vAlign w:val="top"/>
+            <w:tcMar>
+              <w:top w:w="60" w:type="dxa"/>
+              <w:start w:w="70" w:type="dxa"/>
+              <w:bottom w:w="60" w:type="dxa"/>
+              <w:end w:w="70" w:type="dxa"/>
+            </w:tcMar>
+          </w:tcPr>
+          <w:p>
+            <w:pPr>
+              <w:pStyle w:val="Compact"/>
+              <w:spacing w:before="0" w:after="0" w:line="240" w:lineRule="auto"/>
+              <w:jc w:val="left"/>
+            </w:pPr>
+            <w:r/>
+            <w:r>
+              <w:rPr>
+                <w:b w:val="0"/>
+                <w:sz w:val="15"/>
+              </w:rPr>
+              <w:t>Biased prevalence misstates trial-eligible population size.</w:t>
+            </w:r>
+          </w:p>
+        </w:tc>
+        <w:tc>
+          <w:tcPr>
+            <w:tcW w:type="dxa" w:w="3960"/>
+            <w:vAlign w:val="top"/>
+            <w:tcMar>
+              <w:top w:w="60" w:type="dxa"/>
+              <w:start w:w="70" w:type="dxa"/>
+              <w:bottom w:w="60" w:type="dxa"/>
+              <w:end w:w="70" w:type="dxa"/>
+            </w:tcMar>
+          </w:tcPr>
+          <w:p>
+            <w:pPr>
+              <w:pStyle w:val="Compact"/>
+              <w:spacing w:before="0" w:after="0" w:line="240" w:lineRule="auto"/>
+              <w:jc w:val="left"/>
+            </w:pPr>
+            <w:r/>
+            <w:r>
+              <w:rPr>
+                <w:b w:val="0"/>
+                <w:sz w:val="15"/>
+              </w:rPr>
+              <w:t>SCM 50.06% (bias +0.06 pp) ✓; oracle 50.10%; renal-adjusted 50.13% ✓; associative 41.25% (−8.75 pp) ✗.</w:t>
+            </w:r>
+          </w:p>
+        </w:tc>
+      </w:tr>
+      <w:tr>
+        <w:trPr>
+          <w:cantSplit/>
+        </w:trPr>
+        <w:tc>
+          <w:tcPr>
+            <w:tcW w:type="dxa" w:w="1152"/>
+            <w:vAlign w:val="top"/>
+            <w:tcMar>
+              <w:top w:w="60" w:type="dxa"/>
+              <w:start w:w="70" w:type="dxa"/>
+              <w:bottom w:w="60" w:type="dxa"/>
+              <w:end w:w="70" w:type="dxa"/>
+            </w:tcMar>
+            <w:shd w:fill="EAF2F8"/>
+          </w:tcPr>
+          <w:p>
+            <w:pPr>
+              <w:pStyle w:val="Compact"/>
+              <w:spacing w:before="0" w:after="0" w:line="240" w:lineRule="auto"/>
+              <w:jc w:val="left"/>
+            </w:pPr>
+            <w:r/>
+            <w:r>
+              <w:rPr>
+                <w:b/>
+                <w:sz w:val="15"/>
+              </w:rPr>
+              <w:t>E3 Endotype discovery</w:t>
+            </w:r>
+          </w:p>
+        </w:tc>
+        <w:tc>
+          <w:tcPr>
+            <w:tcW w:type="dxa" w:w="1944"/>
+            <w:vAlign w:val="top"/>
+            <w:tcMar>
+              <w:top w:w="60" w:type="dxa"/>
+              <w:start w:w="70" w:type="dxa"/>
+              <w:bottom w:w="60" w:type="dxa"/>
+              <w:end w:w="70" w:type="dxa"/>
+            </w:tcMar>
+          </w:tcPr>
+          <w:p>
+            <w:pPr>
+              <w:pStyle w:val="Compact"/>
+              <w:spacing w:before="0" w:after="0" w:line="240" w:lineRule="auto"/>
+              <w:jc w:val="left"/>
+            </w:pPr>
+            <w:r/>
+            <w:r>
+              <w:rPr>
+                <w:b/>
+                <w:sz w:val="15"/>
+              </w:rPr>
+              <w:t>Renal-path parameter recovery</w:t>
+            </w:r>
+          </w:p>
+        </w:tc>
+        <w:tc>
+          <w:tcPr>
+            <w:tcW w:type="dxa" w:w="2232"/>
+            <w:vAlign w:val="top"/>
+            <w:tcMar>
+              <w:top w:w="60" w:type="dxa"/>
+              <w:start w:w="70" w:type="dxa"/>
+              <w:bottom w:w="60" w:type="dxa"/>
+              <w:end w:w="70" w:type="dxa"/>
+            </w:tcMar>
+          </w:tcPr>
+          <w:p>
+            <w:pPr>
+              <w:pStyle w:val="Compact"/>
+              <w:spacing w:before="0" w:after="0" w:line="240" w:lineRule="auto"/>
+              <w:jc w:val="left"/>
+            </w:pPr>
+            <w:r/>
+            <w:r>
+              <w:rPr>
+                <w:b w:val="0"/>
+                <w:sz w:val="15"/>
+              </w:rPr>
+              <w:t>Recovery of the planted renal→NT-proBNP-like nuisance path.</w:t>
+            </w:r>
+          </w:p>
+        </w:tc>
+        <w:tc>
+          <w:tcPr>
+            <w:tcW w:type="dxa" w:w="3096"/>
+            <w:vAlign w:val="top"/>
+            <w:tcMar>
+              <w:top w:w="60" w:type="dxa"/>
+              <w:start w:w="70" w:type="dxa"/>
+              <w:bottom w:w="60" w:type="dxa"/>
+              <w:end w:w="70" w:type="dxa"/>
+            </w:tcMar>
+          </w:tcPr>
+          <w:p>
+            <w:pPr>
+              <w:pStyle w:val="Compact"/>
+              <w:spacing w:before="0" w:after="0" w:line="240" w:lineRule="auto"/>
+              <w:jc w:val="left"/>
+            </w:pPr>
+            <w:r/>
+            <w:r>
+              <w:rPr>
+                <w:b w:val="0"/>
+                <w:sz w:val="15"/>
+              </w:rPr>
+              <w:t>Mean fitted-coefficient bias at 1.50 SD, in SD units. Criterion: |bias| ≤0.10 SD.</w:t>
+            </w:r>
+          </w:p>
+        </w:tc>
+        <w:tc>
+          <w:tcPr>
+            <w:tcW w:type="dxa" w:w="2232"/>
+            <w:vAlign w:val="top"/>
+            <w:tcMar>
+              <w:top w:w="60" w:type="dxa"/>
+              <w:start w:w="70" w:type="dxa"/>
+              <w:bottom w:w="60" w:type="dxa"/>
+              <w:end w:w="70" w:type="dxa"/>
+            </w:tcMar>
+          </w:tcPr>
+          <w:p>
+            <w:pPr>
+              <w:pStyle w:val="Compact"/>
+              <w:spacing w:before="0" w:after="0" w:line="240" w:lineRule="auto"/>
+              <w:jc w:val="left"/>
+            </w:pPr>
+            <w:r/>
+            <w:r>
+              <w:rPr>
+                <w:b w:val="0"/>
+                <w:sz w:val="15"/>
+              </w:rPr>
+              <w:t>Tests mechanism-parameter recovery, not only assignments.</w:t>
+            </w:r>
+          </w:p>
+        </w:tc>
+        <w:tc>
+          <w:tcPr>
+            <w:tcW w:type="dxa" w:w="3960"/>
+            <w:vAlign w:val="top"/>
+            <w:tcMar>
+              <w:top w:w="60" w:type="dxa"/>
+              <w:start w:w="70" w:type="dxa"/>
+              <w:bottom w:w="60" w:type="dxa"/>
+              <w:end w:w="70" w:type="dxa"/>
+            </w:tcMar>
+          </w:tcPr>
+          <w:p>
+            <w:pPr>
+              <w:pStyle w:val="Compact"/>
+              <w:spacing w:before="0" w:after="0" w:line="240" w:lineRule="auto"/>
+              <w:jc w:val="left"/>
+            </w:pPr>
+            <w:r/>
+            <w:r>
+              <w:rPr>
+                <w:b w:val="0"/>
+                <w:sz w:val="15"/>
+              </w:rPr>
+              <w:t>SCM bias −0.0060 SD ✓.</w:t>
+            </w:r>
+          </w:p>
+        </w:tc>
+      </w:tr>
+      <w:tr>
+        <w:trPr>
+          <w:cantSplit/>
+        </w:trPr>
+        <w:tc>
+          <w:tcPr>
+            <w:tcW w:type="dxa" w:w="1152"/>
+            <w:vAlign w:val="top"/>
+            <w:tcMar>
+              <w:top w:w="60" w:type="dxa"/>
+              <w:start w:w="70" w:type="dxa"/>
+              <w:bottom w:w="60" w:type="dxa"/>
+              <w:end w:w="70" w:type="dxa"/>
+            </w:tcMar>
+            <w:shd w:fill="EAF2F8"/>
+          </w:tcPr>
+          <w:p>
+            <w:pPr>
+              <w:pStyle w:val="Compact"/>
+              <w:spacing w:before="0" w:after="0" w:line="240" w:lineRule="auto"/>
+              <w:jc w:val="left"/>
+            </w:pPr>
+            <w:r/>
+            <w:r>
+              <w:rPr>
+                <w:b/>
+                <w:sz w:val="15"/>
+              </w:rPr>
+              <w:t>E3 Endotype discovery</w:t>
+            </w:r>
+          </w:p>
+        </w:tc>
+        <w:tc>
+          <w:tcPr>
+            <w:tcW w:type="dxa" w:w="1944"/>
+            <w:vAlign w:val="top"/>
+            <w:tcMar>
+              <w:top w:w="60" w:type="dxa"/>
+              <w:start w:w="70" w:type="dxa"/>
+              <w:bottom w:w="60" w:type="dxa"/>
+              <w:end w:w="70" w:type="dxa"/>
+            </w:tcMar>
+          </w:tcPr>
+          <w:p>
+            <w:pPr>
+              <w:pStyle w:val="Compact"/>
+              <w:spacing w:before="0" w:after="0" w:line="240" w:lineRule="auto"/>
+              <w:jc w:val="left"/>
+            </w:pPr>
+            <w:r/>
+            <w:r>
+              <w:rPr>
+                <w:b/>
+                <w:sz w:val="15"/>
+              </w:rPr>
+              <w:t>Fit integrity</w:t>
+            </w:r>
+          </w:p>
+        </w:tc>
+        <w:tc>
+          <w:tcPr>
+            <w:tcW w:type="dxa" w:w="2232"/>
+            <w:vAlign w:val="top"/>
+            <w:tcMar>
+              <w:top w:w="60" w:type="dxa"/>
+              <w:start w:w="70" w:type="dxa"/>
+              <w:bottom w:w="60" w:type="dxa"/>
+              <w:end w:w="70" w:type="dxa"/>
+            </w:tcMar>
+          </w:tcPr>
+          <w:p>
+            <w:pPr>
+              <w:pStyle w:val="Compact"/>
+              <w:spacing w:before="0" w:after="0" w:line="240" w:lineRule="auto"/>
+              <w:jc w:val="left"/>
+            </w:pPr>
+            <w:r/>
+            <w:r>
+              <w:rPr>
+                <w:b w:val="0"/>
+                <w:sz w:val="15"/>
+              </w:rPr>
+              <w:t>Whether results rely on non-converged or degenerate latent fits.</w:t>
+            </w:r>
+          </w:p>
+        </w:tc>
+        <w:tc>
+          <w:tcPr>
+            <w:tcW w:type="dxa" w:w="3096"/>
+            <w:vAlign w:val="top"/>
+            <w:tcMar>
+              <w:top w:w="60" w:type="dxa"/>
+              <w:start w:w="70" w:type="dxa"/>
+              <w:bottom w:w="60" w:type="dxa"/>
+              <w:end w:w="70" w:type="dxa"/>
+            </w:tcMar>
+          </w:tcPr>
+          <w:p>
+            <w:pPr>
+              <w:pStyle w:val="Compact"/>
+              <w:spacing w:before="0" w:after="0" w:line="240" w:lineRule="auto"/>
+              <w:jc w:val="left"/>
+            </w:pPr>
+            <w:r/>
+            <w:r>
+              <w:rPr>
+                <w:b w:val="0"/>
+                <w:sz w:val="15"/>
+              </w:rPr>
+              <w:t>EM convergence rate and minimum effective class fraction. Criteria: 100% and ≥0.02.</w:t>
+            </w:r>
+          </w:p>
+        </w:tc>
+        <w:tc>
+          <w:tcPr>
+            <w:tcW w:type="dxa" w:w="2232"/>
+            <w:vAlign w:val="top"/>
+            <w:tcMar>
+              <w:top w:w="60" w:type="dxa"/>
+              <w:start w:w="70" w:type="dxa"/>
+              <w:bottom w:w="60" w:type="dxa"/>
+              <w:end w:w="70" w:type="dxa"/>
+            </w:tcMar>
+          </w:tcPr>
+          <w:p>
+            <w:pPr>
+              <w:pStyle w:val="Compact"/>
+              <w:spacing w:before="0" w:after="0" w:line="240" w:lineRule="auto"/>
+              <w:jc w:val="left"/>
+            </w:pPr>
+            <w:r/>
+            <w:r>
+              <w:rPr>
+                <w:b w:val="0"/>
+                <w:sz w:val="15"/>
+              </w:rPr>
+              <w:t>Rules out numerical failure as the source of apparent performance.</w:t>
+            </w:r>
+          </w:p>
+        </w:tc>
+        <w:tc>
+          <w:tcPr>
+            <w:tcW w:type="dxa" w:w="3960"/>
+            <w:vAlign w:val="top"/>
+            <w:tcMar>
+              <w:top w:w="60" w:type="dxa"/>
+              <w:start w:w="70" w:type="dxa"/>
+              <w:bottom w:w="60" w:type="dxa"/>
+              <w:end w:w="70" w:type="dxa"/>
+            </w:tcMar>
+          </w:tcPr>
+          <w:p>
+            <w:pPr>
+              <w:pStyle w:val="Compact"/>
+              <w:spacing w:before="0" w:after="0" w:line="240" w:lineRule="auto"/>
+              <w:jc w:val="left"/>
+            </w:pPr>
+            <w:r/>
+            <w:r>
+              <w:rPr>
+                <w:b w:val="0"/>
+                <w:sz w:val="15"/>
+              </w:rPr>
+              <w:t>Convergence 100%; minimum effective class fraction 0.2519 ✓.</w:t>
+            </w:r>
+          </w:p>
+        </w:tc>
+      </w:tr>
+      <w:tr>
+        <w:trPr>
+          <w:cantSplit/>
+        </w:trPr>
+        <w:tc>
+          <w:tcPr>
+            <w:tcW w:type="dxa" w:w="1152"/>
+            <w:vAlign w:val="top"/>
+            <w:tcMar>
+              <w:top w:w="60" w:type="dxa"/>
+              <w:start w:w="70" w:type="dxa"/>
+              <w:bottom w:w="60" w:type="dxa"/>
+              <w:end w:w="70" w:type="dxa"/>
+            </w:tcMar>
+            <w:shd w:fill="E2F0D9"/>
+          </w:tcPr>
+          <w:p>
+            <w:pPr>
+              <w:pStyle w:val="Compact"/>
+              <w:spacing w:before="0" w:after="0" w:line="240" w:lineRule="auto"/>
+              <w:jc w:val="left"/>
+            </w:pPr>
+            <w:r/>
+            <w:r>
+              <w:rPr>
+                <w:b/>
+                <w:sz w:val="15"/>
+              </w:rPr>
+              <w:t>E4 Transportability</w:t>
+            </w:r>
+          </w:p>
+        </w:tc>
+        <w:tc>
+          <w:tcPr>
+            <w:tcW w:type="dxa" w:w="1944"/>
+            <w:vAlign w:val="top"/>
+            <w:tcMar>
+              <w:top w:w="60" w:type="dxa"/>
+              <w:start w:w="70" w:type="dxa"/>
+              <w:bottom w:w="60" w:type="dxa"/>
+              <w:end w:w="70" w:type="dxa"/>
+            </w:tcMar>
+            <w:shd w:fill="F7F9FC"/>
+          </w:tcPr>
+          <w:p>
+            <w:pPr>
+              <w:pStyle w:val="Compact"/>
+              <w:spacing w:before="0" w:after="0" w:line="240" w:lineRule="auto"/>
+              <w:jc w:val="left"/>
+            </w:pPr>
+            <w:r/>
+            <w:r>
+              <w:rPr>
+                <w:b/>
+                <w:sz w:val="15"/>
+              </w:rPr>
+              <w:t>Transport degradation</w:t>
+            </w:r>
+          </w:p>
+        </w:tc>
+        <w:tc>
+          <w:tcPr>
+            <w:tcW w:type="dxa" w:w="2232"/>
+            <w:vAlign w:val="top"/>
+            <w:tcMar>
+              <w:top w:w="60" w:type="dxa"/>
+              <w:start w:w="70" w:type="dxa"/>
+              <w:bottom w:w="60" w:type="dxa"/>
+              <w:end w:w="70" w:type="dxa"/>
+            </w:tcMar>
+            <w:shd w:fill="F7F9FC"/>
+          </w:tcPr>
+          <w:p>
+            <w:pPr>
+              <w:pStyle w:val="Compact"/>
+              <w:spacing w:before="0" w:after="0" w:line="240" w:lineRule="auto"/>
+              <w:jc w:val="left"/>
+            </w:pPr>
+            <w:r/>
+            <w:r>
+              <w:rPr>
+                <w:b w:val="0"/>
+                <w:sz w:val="15"/>
+              </w:rPr>
+              <w:t>Accuracy lost from no shift to strong target-hospital shift.</w:t>
+            </w:r>
+          </w:p>
+        </w:tc>
+        <w:tc>
+          <w:tcPr>
+            <w:tcW w:type="dxa" w:w="3096"/>
+            <w:vAlign w:val="top"/>
+            <w:tcMar>
+              <w:top w:w="60" w:type="dxa"/>
+              <w:start w:w="70" w:type="dxa"/>
+              <w:bottom w:w="60" w:type="dxa"/>
+              <w:end w:w="70" w:type="dxa"/>
+            </w:tcMar>
+            <w:shd w:fill="F7F9FC"/>
+          </w:tcPr>
+          <w:p>
+            <w:pPr>
+              <w:pStyle w:val="Compact"/>
+              <w:spacing w:before="0" w:after="0" w:line="240" w:lineRule="auto"/>
+              <w:jc w:val="left"/>
+            </w:pPr>
+            <w:r/>
+            <w:r>
+              <w:rPr>
+                <w:b w:val="0"/>
+                <w:sz w:val="15"/>
+              </w:rPr>
+              <w:t>No-shift accuracy minus strong-shift accuracy in held-out target n=1,000. Criterion: within 1.0 pp of oracle degradation.</w:t>
+            </w:r>
+          </w:p>
+        </w:tc>
+        <w:tc>
+          <w:tcPr>
+            <w:tcW w:type="dxa" w:w="2232"/>
+            <w:vAlign w:val="top"/>
+            <w:tcMar>
+              <w:top w:w="60" w:type="dxa"/>
+              <w:start w:w="70" w:type="dxa"/>
+              <w:bottom w:w="60" w:type="dxa"/>
+              <w:end w:w="70" w:type="dxa"/>
+            </w:tcMar>
+            <w:shd w:fill="F7F9FC"/>
+          </w:tcPr>
+          <w:p>
+            <w:pPr>
+              <w:pStyle w:val="Compact"/>
+              <w:spacing w:before="0" w:after="0" w:line="240" w:lineRule="auto"/>
+              <w:jc w:val="left"/>
+            </w:pPr>
+            <w:r/>
+            <w:r>
+              <w:rPr>
+                <w:b w:val="0"/>
+                <w:sz w:val="15"/>
+              </w:rPr>
+              <w:t>Measures robustness to a new deployment environment.</w:t>
+            </w:r>
+          </w:p>
+        </w:tc>
+        <w:tc>
+          <w:tcPr>
+            <w:tcW w:type="dxa" w:w="3960"/>
+            <w:vAlign w:val="top"/>
+            <w:tcMar>
+              <w:top w:w="60" w:type="dxa"/>
+              <w:start w:w="70" w:type="dxa"/>
+              <w:bottom w:w="60" w:type="dxa"/>
+              <w:end w:w="70" w:type="dxa"/>
+            </w:tcMar>
+            <w:shd w:fill="F7F9FC"/>
+          </w:tcPr>
+          <w:p>
+            <w:pPr>
+              <w:pStyle w:val="Compact"/>
+              <w:spacing w:before="0" w:after="0" w:line="240" w:lineRule="auto"/>
+              <w:jc w:val="left"/>
+            </w:pPr>
+            <w:r/>
+            <w:r>
+              <w:rPr>
+                <w:b w:val="0"/>
+                <w:sz w:val="15"/>
+              </w:rPr>
+              <w:t>Modular SCM −3.92 pp [−4.01, −3.82]; oracle −3.83; gap 0.09 pp ✓. Target-calibrated −4.08; frozen −5.42; pooled −6.86.</w:t>
+            </w:r>
+          </w:p>
+        </w:tc>
+      </w:tr>
+      <w:tr>
+        <w:trPr>
+          <w:cantSplit/>
+        </w:trPr>
+        <w:tc>
+          <w:tcPr>
+            <w:tcW w:type="dxa" w:w="1152"/>
+            <w:vAlign w:val="top"/>
+            <w:tcMar>
+              <w:top w:w="60" w:type="dxa"/>
+              <w:start w:w="70" w:type="dxa"/>
+              <w:bottom w:w="60" w:type="dxa"/>
+              <w:end w:w="70" w:type="dxa"/>
+            </w:tcMar>
+            <w:shd w:fill="E2F0D9"/>
+          </w:tcPr>
+          <w:p>
+            <w:pPr>
+              <w:pStyle w:val="Compact"/>
+              <w:spacing w:before="0" w:after="0" w:line="240" w:lineRule="auto"/>
+              <w:jc w:val="left"/>
+            </w:pPr>
+            <w:r/>
+            <w:r>
+              <w:rPr>
+                <w:b/>
+                <w:sz w:val="15"/>
+              </w:rPr>
+              <w:t>E4 Transportability</w:t>
+            </w:r>
+          </w:p>
+        </w:tc>
+        <w:tc>
+          <w:tcPr>
+            <w:tcW w:type="dxa" w:w="1944"/>
+            <w:vAlign w:val="top"/>
+            <w:tcMar>
+              <w:top w:w="60" w:type="dxa"/>
+              <w:start w:w="70" w:type="dxa"/>
+              <w:bottom w:w="60" w:type="dxa"/>
+              <w:end w:w="70" w:type="dxa"/>
+            </w:tcMar>
+          </w:tcPr>
+          <w:p>
+            <w:pPr>
+              <w:pStyle w:val="Compact"/>
+              <w:spacing w:before="0" w:after="0" w:line="240" w:lineRule="auto"/>
+              <w:jc w:val="left"/>
+            </w:pPr>
+            <w:r/>
+            <w:r>
+              <w:rPr>
+                <w:b/>
+                <w:sz w:val="15"/>
+              </w:rPr>
+              <w:t>Strong-shift accuracy</w:t>
+            </w:r>
+          </w:p>
+        </w:tc>
+        <w:tc>
+          <w:tcPr>
+            <w:tcW w:type="dxa" w:w="2232"/>
+            <w:vAlign w:val="top"/>
+            <w:tcMar>
+              <w:top w:w="60" w:type="dxa"/>
+              <w:start w:w="70" w:type="dxa"/>
+              <w:bottom w:w="60" w:type="dxa"/>
+              <w:end w:w="70" w:type="dxa"/>
+            </w:tcMar>
+          </w:tcPr>
+          <w:p>
+            <w:pPr>
+              <w:pStyle w:val="Compact"/>
+              <w:spacing w:before="0" w:after="0" w:line="240" w:lineRule="auto"/>
+              <w:jc w:val="left"/>
+            </w:pPr>
+            <w:r/>
+            <w:r>
+              <w:rPr>
+                <w:b w:val="0"/>
+                <w:sz w:val="15"/>
+              </w:rPr>
+              <w:t>Absolute performance in the shifted target hospital.</w:t>
+            </w:r>
+          </w:p>
+        </w:tc>
+        <w:tc>
+          <w:tcPr>
+            <w:tcW w:type="dxa" w:w="3096"/>
+            <w:vAlign w:val="top"/>
+            <w:tcMar>
+              <w:top w:w="60" w:type="dxa"/>
+              <w:start w:w="70" w:type="dxa"/>
+              <w:bottom w:w="60" w:type="dxa"/>
+              <w:end w:w="70" w:type="dxa"/>
+            </w:tcMar>
+          </w:tcPr>
+          <w:p>
+            <w:pPr>
+              <w:pStyle w:val="Compact"/>
+              <w:spacing w:before="0" w:after="0" w:line="240" w:lineRule="auto"/>
+              <w:jc w:val="left"/>
+            </w:pPr>
+            <w:r/>
+            <w:r>
+              <w:rPr>
+                <w:b w:val="0"/>
+                <w:sz w:val="15"/>
+              </w:rPr>
+              <w:t>Top-1 accuracy at strong shift. Criterion: within 1.0 pp of target oracle.</w:t>
+            </w:r>
+          </w:p>
+        </w:tc>
+        <w:tc>
+          <w:tcPr>
+            <w:tcW w:type="dxa" w:w="2232"/>
+            <w:vAlign w:val="top"/>
+            <w:tcMar>
+              <w:top w:w="60" w:type="dxa"/>
+              <w:start w:w="70" w:type="dxa"/>
+              <w:bottom w:w="60" w:type="dxa"/>
+              <w:end w:w="70" w:type="dxa"/>
+            </w:tcMar>
+          </w:tcPr>
+          <w:p>
+            <w:pPr>
+              <w:pStyle w:val="Compact"/>
+              <w:spacing w:before="0" w:after="0" w:line="240" w:lineRule="auto"/>
+              <w:jc w:val="left"/>
+            </w:pPr>
+            <w:r/>
+            <w:r>
+              <w:rPr>
+                <w:b w:val="0"/>
+                <w:sz w:val="15"/>
+              </w:rPr>
+              <w:t>Degradation alone can hide a poor starting level.</w:t>
+            </w:r>
+          </w:p>
+        </w:tc>
+        <w:tc>
+          <w:tcPr>
+            <w:tcW w:type="dxa" w:w="3960"/>
+            <w:vAlign w:val="top"/>
+            <w:tcMar>
+              <w:top w:w="60" w:type="dxa"/>
+              <w:start w:w="70" w:type="dxa"/>
+              <w:bottom w:w="60" w:type="dxa"/>
+              <w:end w:w="70" w:type="dxa"/>
+            </w:tcMar>
+          </w:tcPr>
+          <w:p>
+            <w:pPr>
+              <w:pStyle w:val="Compact"/>
+              <w:spacing w:before="0" w:after="0" w:line="240" w:lineRule="auto"/>
+              <w:jc w:val="left"/>
+            </w:pPr>
+            <w:r/>
+            <w:r>
+              <w:rPr>
+                <w:b w:val="0"/>
+                <w:sz w:val="15"/>
+              </w:rPr>
+              <w:t>Modular SCM 77.60%; oracle 78.07%; gap 0.47 pp ✓. Target-calibrated 77.14%; frozen 76.18%; pooled 73.37%.</w:t>
+            </w:r>
+          </w:p>
+        </w:tc>
+      </w:tr>
+      <w:tr>
+        <w:trPr>
+          <w:cantSplit/>
+        </w:trPr>
+        <w:tc>
+          <w:tcPr>
+            <w:tcW w:type="dxa" w:w="1152"/>
+            <w:vAlign w:val="top"/>
+            <w:tcMar>
+              <w:top w:w="60" w:type="dxa"/>
+              <w:start w:w="70" w:type="dxa"/>
+              <w:bottom w:w="60" w:type="dxa"/>
+              <w:end w:w="70" w:type="dxa"/>
+            </w:tcMar>
+            <w:shd w:fill="E2F0D9"/>
+          </w:tcPr>
+          <w:p>
+            <w:pPr>
+              <w:pStyle w:val="Compact"/>
+              <w:spacing w:before="0" w:after="0" w:line="240" w:lineRule="auto"/>
+              <w:jc w:val="left"/>
+            </w:pPr>
+            <w:r/>
+            <w:r>
+              <w:rPr>
+                <w:b/>
+                <w:sz w:val="15"/>
+              </w:rPr>
+              <w:t>E4 Transportability</w:t>
+            </w:r>
+          </w:p>
+        </w:tc>
+        <w:tc>
+          <w:tcPr>
+            <w:tcW w:type="dxa" w:w="1944"/>
+            <w:vAlign w:val="top"/>
+            <w:tcMar>
+              <w:top w:w="60" w:type="dxa"/>
+              <w:start w:w="70" w:type="dxa"/>
+              <w:bottom w:w="60" w:type="dxa"/>
+              <w:end w:w="70" w:type="dxa"/>
+            </w:tcMar>
+          </w:tcPr>
+          <w:p>
+            <w:pPr>
+              <w:pStyle w:val="Compact"/>
+              <w:spacing w:before="0" w:after="0" w:line="240" w:lineRule="auto"/>
+              <w:jc w:val="left"/>
+            </w:pPr>
+            <w:r/>
+            <w:r>
+              <w:rPr>
+                <w:b/>
+                <w:sz w:val="15"/>
+              </w:rPr>
+              <w:t>Strong-shift calibration (ECE)</w:t>
+            </w:r>
+          </w:p>
+        </w:tc>
+        <w:tc>
+          <w:tcPr>
+            <w:tcW w:type="dxa" w:w="2232"/>
+            <w:vAlign w:val="top"/>
+            <w:tcMar>
+              <w:top w:w="60" w:type="dxa"/>
+              <w:start w:w="70" w:type="dxa"/>
+              <w:bottom w:w="60" w:type="dxa"/>
+              <w:end w:w="70" w:type="dxa"/>
+            </w:tcMar>
+          </w:tcPr>
+          <w:p>
+            <w:pPr>
+              <w:pStyle w:val="Compact"/>
+              <w:spacing w:before="0" w:after="0" w:line="240" w:lineRule="auto"/>
+              <w:jc w:val="left"/>
+            </w:pPr>
+            <w:r/>
+            <w:r>
+              <w:rPr>
+                <w:b w:val="0"/>
+                <w:sz w:val="15"/>
+              </w:rPr>
+              <w:t>Whether posterior probabilities remain reliable under shift.</w:t>
+            </w:r>
+          </w:p>
+        </w:tc>
+        <w:tc>
+          <w:tcPr>
+            <w:tcW w:type="dxa" w:w="3096"/>
+            <w:vAlign w:val="top"/>
+            <w:tcMar>
+              <w:top w:w="60" w:type="dxa"/>
+              <w:start w:w="70" w:type="dxa"/>
+              <w:bottom w:w="60" w:type="dxa"/>
+              <w:end w:w="70" w:type="dxa"/>
+            </w:tcMar>
+          </w:tcPr>
+          <w:p>
+            <w:pPr>
+              <w:pStyle w:val="Compact"/>
+              <w:spacing w:before="0" w:after="0" w:line="240" w:lineRule="auto"/>
+              <w:jc w:val="left"/>
+            </w:pPr>
+            <w:r/>
+            <w:r>
+              <w:rPr>
+                <w:b w:val="0"/>
+                <w:sz w:val="15"/>
+              </w:rPr>
+              <w:t>Ten-bin ECE in the strong-shift target. Criterion: ECE ≤0.05.</w:t>
+            </w:r>
+          </w:p>
+        </w:tc>
+        <w:tc>
+          <w:tcPr>
+            <w:tcW w:type="dxa" w:w="2232"/>
+            <w:vAlign w:val="top"/>
+            <w:tcMar>
+              <w:top w:w="60" w:type="dxa"/>
+              <w:start w:w="70" w:type="dxa"/>
+              <w:bottom w:w="60" w:type="dxa"/>
+              <w:end w:w="70" w:type="dxa"/>
+            </w:tcMar>
+          </w:tcPr>
+          <w:p>
+            <w:pPr>
+              <w:pStyle w:val="Compact"/>
+              <w:spacing w:before="0" w:after="0" w:line="240" w:lineRule="auto"/>
+              <w:jc w:val="left"/>
+            </w:pPr>
+            <w:r/>
+            <w:r>
+              <w:rPr>
+                <w:b w:val="0"/>
+                <w:sz w:val="15"/>
+              </w:rPr>
+              <w:t>Calibration may fail before top-1 accuracy does.</w:t>
+            </w:r>
+          </w:p>
+        </w:tc>
+        <w:tc>
+          <w:tcPr>
+            <w:tcW w:type="dxa" w:w="3960"/>
+            <w:vAlign w:val="top"/>
+            <w:tcMar>
+              <w:top w:w="60" w:type="dxa"/>
+              <w:start w:w="70" w:type="dxa"/>
+              <w:bottom w:w="60" w:type="dxa"/>
+              <w:end w:w="70" w:type="dxa"/>
+            </w:tcMar>
+          </w:tcPr>
+          <w:p>
+            <w:pPr>
+              <w:pStyle w:val="Compact"/>
+              <w:spacing w:before="0" w:after="0" w:line="240" w:lineRule="auto"/>
+              <w:jc w:val="left"/>
+            </w:pPr>
+            <w:r/>
+            <w:r>
+              <w:rPr>
+                <w:b w:val="0"/>
+                <w:sz w:val="15"/>
+              </w:rPr>
+              <w:t>Modular SCM 0.0416 ✓; oracle 0.0294; target-calibrated 0.0494 ✓; frozen 0.0662 ✗; pooled 0.0713 ✗.</w:t>
+            </w:r>
+          </w:p>
+        </w:tc>
+      </w:tr>
+      <w:tr>
+        <w:trPr>
+          <w:cantSplit/>
+        </w:trPr>
+        <w:tc>
+          <w:tcPr>
+            <w:tcW w:type="dxa" w:w="1152"/>
+            <w:vAlign w:val="top"/>
+            <w:tcMar>
+              <w:top w:w="60" w:type="dxa"/>
+              <w:start w:w="70" w:type="dxa"/>
+              <w:bottom w:w="60" w:type="dxa"/>
+              <w:end w:w="70" w:type="dxa"/>
+            </w:tcMar>
+            <w:shd w:fill="E2F0D9"/>
+          </w:tcPr>
+          <w:p>
+            <w:pPr>
+              <w:pStyle w:val="Compact"/>
+              <w:spacing w:before="0" w:after="0" w:line="240" w:lineRule="auto"/>
+              <w:jc w:val="left"/>
+            </w:pPr>
+            <w:r/>
+            <w:r>
+              <w:rPr>
+                <w:b/>
+                <w:sz w:val="15"/>
+              </w:rPr>
+              <w:t>E4 Transportability</w:t>
+            </w:r>
+          </w:p>
+        </w:tc>
+        <w:tc>
+          <w:tcPr>
+            <w:tcW w:type="dxa" w:w="1944"/>
+            <w:vAlign w:val="top"/>
+            <w:tcMar>
+              <w:top w:w="60" w:type="dxa"/>
+              <w:start w:w="70" w:type="dxa"/>
+              <w:bottom w:w="60" w:type="dxa"/>
+              <w:end w:w="70" w:type="dxa"/>
+            </w:tcMar>
+          </w:tcPr>
+          <w:p>
+            <w:pPr>
+              <w:pStyle w:val="Compact"/>
+              <w:spacing w:before="0" w:after="0" w:line="240" w:lineRule="auto"/>
+              <w:jc w:val="left"/>
+            </w:pPr>
+            <w:r/>
+            <w:r>
+              <w:rPr>
+                <w:b/>
+                <w:sz w:val="15"/>
+              </w:rPr>
+              <w:t>False atrial attribution under shift</w:t>
+            </w:r>
+          </w:p>
+        </w:tc>
+        <w:tc>
+          <w:tcPr>
+            <w:tcW w:type="dxa" w:w="2232"/>
+            <w:vAlign w:val="top"/>
+            <w:tcMar>
+              <w:top w:w="60" w:type="dxa"/>
+              <w:start w:w="70" w:type="dxa"/>
+              <w:bottom w:w="60" w:type="dxa"/>
+              <w:end w:w="70" w:type="dxa"/>
+            </w:tcMar>
+          </w:tcPr>
+          <w:p>
+            <w:pPr>
+              <w:pStyle w:val="Compact"/>
+              <w:spacing w:before="0" w:after="0" w:line="240" w:lineRule="auto"/>
+              <w:jc w:val="left"/>
+            </w:pPr>
+            <w:r/>
+            <w:r>
+              <w:rPr>
+                <w:b w:val="0"/>
+                <w:sz w:val="15"/>
+              </w:rPr>
+              <w:t>High-stakes subgroup error in an unfamiliar hospital.</w:t>
+            </w:r>
+          </w:p>
+        </w:tc>
+        <w:tc>
+          <w:tcPr>
+            <w:tcW w:type="dxa" w:w="3096"/>
+            <w:vAlign w:val="top"/>
+            <w:tcMar>
+              <w:top w:w="60" w:type="dxa"/>
+              <w:start w:w="70" w:type="dxa"/>
+              <w:bottom w:w="60" w:type="dxa"/>
+              <w:end w:w="70" w:type="dxa"/>
+            </w:tcMar>
+          </w:tcPr>
+          <w:p>
+            <w:pPr>
+              <w:pStyle w:val="Compact"/>
+              <w:spacing w:before="0" w:after="0" w:line="240" w:lineRule="auto"/>
+              <w:jc w:val="left"/>
+            </w:pPr>
+            <w:r/>
+            <w:r>
+              <w:rPr>
+                <w:b w:val="0"/>
+                <w:sz w:val="15"/>
+              </w:rPr>
+              <w:t>Same subgroup definition as E3 at strong shift. Criterion: within 2 pp of target oracle.</w:t>
+            </w:r>
+          </w:p>
+        </w:tc>
+        <w:tc>
+          <w:tcPr>
+            <w:tcW w:type="dxa" w:w="2232"/>
+            <w:vAlign w:val="top"/>
+            <w:tcMar>
+              <w:top w:w="60" w:type="dxa"/>
+              <w:start w:w="70" w:type="dxa"/>
+              <w:bottom w:w="60" w:type="dxa"/>
+              <w:end w:w="70" w:type="dxa"/>
+            </w:tcMar>
+          </w:tcPr>
+          <w:p>
+            <w:pPr>
+              <w:pStyle w:val="Compact"/>
+              <w:spacing w:before="0" w:after="0" w:line="240" w:lineRule="auto"/>
+              <w:jc w:val="left"/>
+            </w:pPr>
+            <w:r/>
+            <w:r>
+              <w:rPr>
+                <w:b w:val="0"/>
+                <w:sz w:val="15"/>
+              </w:rPr>
+              <w:t>Tests whether the clinically relevant error transports.</w:t>
+            </w:r>
+          </w:p>
+        </w:tc>
+        <w:tc>
+          <w:tcPr>
+            <w:tcW w:type="dxa" w:w="3960"/>
+            <w:vAlign w:val="top"/>
+            <w:tcMar>
+              <w:top w:w="60" w:type="dxa"/>
+              <w:start w:w="70" w:type="dxa"/>
+              <w:bottom w:w="60" w:type="dxa"/>
+              <w:end w:w="70" w:type="dxa"/>
+            </w:tcMar>
+          </w:tcPr>
+          <w:p>
+            <w:pPr>
+              <w:pStyle w:val="Compact"/>
+              <w:spacing w:before="0" w:after="0" w:line="240" w:lineRule="auto"/>
+              <w:jc w:val="left"/>
+            </w:pPr>
+            <w:r/>
+            <w:r>
+              <w:rPr>
+                <w:b w:val="0"/>
+                <w:sz w:val="15"/>
+              </w:rPr>
+              <w:t>Modular SCM 22.52%; oracle 22.15%; gap 0.37 pp ✓. Target-calibrated 23.37%; frozen 36.60%; pooled 44.73%.</w:t>
+            </w:r>
+          </w:p>
+        </w:tc>
+      </w:tr>
+      <w:tr>
+        <w:trPr>
+          <w:cantSplit/>
+        </w:trPr>
+        <w:tc>
+          <w:tcPr>
+            <w:tcW w:type="dxa" w:w="1152"/>
+            <w:vAlign w:val="top"/>
+            <w:tcMar>
+              <w:top w:w="60" w:type="dxa"/>
+              <w:start w:w="70" w:type="dxa"/>
+              <w:bottom w:w="60" w:type="dxa"/>
+              <w:end w:w="70" w:type="dxa"/>
+            </w:tcMar>
+            <w:shd w:fill="E2F0D9"/>
+          </w:tcPr>
+          <w:p>
+            <w:pPr>
+              <w:pStyle w:val="Compact"/>
+              <w:spacing w:before="0" w:after="0" w:line="240" w:lineRule="auto"/>
+              <w:jc w:val="left"/>
+            </w:pPr>
+            <w:r/>
+            <w:r>
+              <w:rPr>
+                <w:b/>
+                <w:sz w:val="15"/>
+              </w:rPr>
+              <w:t>E4 Transportability</w:t>
+            </w:r>
+          </w:p>
+        </w:tc>
+        <w:tc>
+          <w:tcPr>
+            <w:tcW w:type="dxa" w:w="1944"/>
+            <w:vAlign w:val="top"/>
+            <w:tcMar>
+              <w:top w:w="60" w:type="dxa"/>
+              <w:start w:w="70" w:type="dxa"/>
+              <w:bottom w:w="60" w:type="dxa"/>
+              <w:end w:w="70" w:type="dxa"/>
+            </w:tcMar>
+          </w:tcPr>
+          <w:p>
+            <w:pPr>
+              <w:pStyle w:val="Compact"/>
+              <w:spacing w:before="0" w:after="0" w:line="240" w:lineRule="auto"/>
+              <w:jc w:val="left"/>
+            </w:pPr>
+            <w:r/>
+            <w:r>
+              <w:rPr>
+                <w:b/>
+                <w:sz w:val="15"/>
+              </w:rPr>
+              <w:t>No-shift equivalence control</w:t>
+            </w:r>
+          </w:p>
+        </w:tc>
+        <w:tc>
+          <w:tcPr>
+            <w:tcW w:type="dxa" w:w="2232"/>
+            <w:vAlign w:val="top"/>
+            <w:tcMar>
+              <w:top w:w="60" w:type="dxa"/>
+              <w:start w:w="70" w:type="dxa"/>
+              <w:bottom w:w="60" w:type="dxa"/>
+              <w:end w:w="70" w:type="dxa"/>
+            </w:tcMar>
+          </w:tcPr>
+          <w:p>
+            <w:pPr>
+              <w:pStyle w:val="Compact"/>
+              <w:spacing w:before="0" w:after="0" w:line="240" w:lineRule="auto"/>
+              <w:jc w:val="left"/>
+            </w:pPr>
+            <w:r/>
+            <w:r>
+              <w:rPr>
+                <w:b w:val="0"/>
+                <w:sz w:val="15"/>
+              </w:rPr>
+              <w:t>Whether extra causal machinery adds apparent benefit when no benefit should exist.</w:t>
+            </w:r>
+          </w:p>
+        </w:tc>
+        <w:tc>
+          <w:tcPr>
+            <w:tcW w:type="dxa" w:w="3096"/>
+            <w:vAlign w:val="top"/>
+            <w:tcMar>
+              <w:top w:w="60" w:type="dxa"/>
+              <w:start w:w="70" w:type="dxa"/>
+              <w:bottom w:w="60" w:type="dxa"/>
+              <w:end w:w="70" w:type="dxa"/>
+            </w:tcMar>
+          </w:tcPr>
+          <w:p>
+            <w:pPr>
+              <w:pStyle w:val="Compact"/>
+              <w:spacing w:before="0" w:after="0" w:line="240" w:lineRule="auto"/>
+              <w:jc w:val="left"/>
+            </w:pPr>
+            <w:r/>
+            <w:r>
+              <w:rPr>
+                <w:b w:val="0"/>
+                <w:sz w:val="15"/>
+              </w:rPr>
+              <w:t>Modular SCM minus target-calibrated associative accuracy; 95% CI must lie inside ±1.0 pp.</w:t>
+            </w:r>
+          </w:p>
+        </w:tc>
+        <w:tc>
+          <w:tcPr>
+            <w:tcW w:type="dxa" w:w="2232"/>
+            <w:vAlign w:val="top"/>
+            <w:tcMar>
+              <w:top w:w="60" w:type="dxa"/>
+              <w:start w:w="70" w:type="dxa"/>
+              <w:bottom w:w="60" w:type="dxa"/>
+              <w:end w:w="70" w:type="dxa"/>
+            </w:tcMar>
+          </w:tcPr>
+          <w:p>
+            <w:pPr>
+              <w:pStyle w:val="Compact"/>
+              <w:spacing w:before="0" w:after="0" w:line="240" w:lineRule="auto"/>
+              <w:jc w:val="left"/>
+            </w:pPr>
+            <w:r/>
+            <w:r>
+              <w:rPr>
+                <w:b w:val="0"/>
+                <w:sz w:val="15"/>
+              </w:rPr>
+              <w:t>Guards against an extra-flexibility explanation.</w:t>
+            </w:r>
+          </w:p>
+        </w:tc>
+        <w:tc>
+          <w:tcPr>
+            <w:tcW w:type="dxa" w:w="3960"/>
+            <w:vAlign w:val="top"/>
+            <w:tcMar>
+              <w:top w:w="60" w:type="dxa"/>
+              <w:start w:w="70" w:type="dxa"/>
+              <w:bottom w:w="60" w:type="dxa"/>
+              <w:end w:w="70" w:type="dxa"/>
+            </w:tcMar>
+          </w:tcPr>
+          <w:p>
+            <w:pPr>
+              <w:pStyle w:val="Compact"/>
+              <w:spacing w:before="0" w:after="0" w:line="240" w:lineRule="auto"/>
+              <w:jc w:val="left"/>
+            </w:pPr>
+            <w:r/>
+            <w:r>
+              <w:rPr>
+                <w:b w:val="0"/>
+                <w:sz w:val="15"/>
+              </w:rPr>
+              <w:t>+0.299 pp [0.247, 0.351]; CI entirely inside the equivalence margin ✓.</w:t>
+            </w:r>
+          </w:p>
+        </w:tc>
+      </w:tr>
+      <w:tr>
+        <w:trPr>
+          <w:cantSplit/>
+        </w:trPr>
+        <w:tc>
+          <w:tcPr>
+            <w:tcW w:type="dxa" w:w="1152"/>
+            <w:vAlign w:val="top"/>
+            <w:tcMar>
+              <w:top w:w="60" w:type="dxa"/>
+              <w:start w:w="70" w:type="dxa"/>
+              <w:bottom w:w="60" w:type="dxa"/>
+              <w:end w:w="70" w:type="dxa"/>
+            </w:tcMar>
+            <w:shd w:fill="FCE4D6"/>
+          </w:tcPr>
+          <w:p>
+            <w:pPr>
+              <w:pStyle w:val="Compact"/>
+              <w:spacing w:before="0" w:after="0" w:line="240" w:lineRule="auto"/>
+              <w:jc w:val="left"/>
+            </w:pPr>
+            <w:r/>
+            <w:r>
+              <w:rPr>
+                <w:b/>
+                <w:sz w:val="15"/>
+              </w:rPr>
+              <w:t>E1 Counterfactual</w:t>
+            </w:r>
+          </w:p>
+        </w:tc>
+        <w:tc>
+          <w:tcPr>
+            <w:tcW w:type="dxa" w:w="1944"/>
+            <w:vAlign w:val="top"/>
+            <w:tcMar>
+              <w:top w:w="60" w:type="dxa"/>
+              <w:start w:w="70" w:type="dxa"/>
+              <w:bottom w:w="60" w:type="dxa"/>
+              <w:end w:w="70" w:type="dxa"/>
+            </w:tcMar>
+            <w:shd w:fill="F7F9FC"/>
+          </w:tcPr>
+          <w:p>
+            <w:pPr>
+              <w:pStyle w:val="Compact"/>
+              <w:spacing w:before="0" w:after="0" w:line="240" w:lineRule="auto"/>
+              <w:jc w:val="left"/>
+            </w:pPr>
+            <w:r/>
+            <w:r>
+              <w:rPr>
+                <w:b/>
+                <w:sz w:val="15"/>
+              </w:rPr>
+              <w:t>Counterfactual increment</w:t>
+            </w:r>
+          </w:p>
+        </w:tc>
+        <w:tc>
+          <w:tcPr>
+            <w:tcW w:type="dxa" w:w="2232"/>
+            <w:vAlign w:val="top"/>
+            <w:tcMar>
+              <w:top w:w="60" w:type="dxa"/>
+              <w:start w:w="70" w:type="dxa"/>
+              <w:bottom w:w="60" w:type="dxa"/>
+              <w:end w:w="70" w:type="dxa"/>
+            </w:tcMar>
+            <w:shd w:fill="F7F9FC"/>
+          </w:tcPr>
+          <w:p>
+            <w:pPr>
+              <w:pStyle w:val="Compact"/>
+              <w:spacing w:before="0" w:after="0" w:line="240" w:lineRule="auto"/>
+              <w:jc w:val="left"/>
+            </w:pPr>
+            <w:r/>
+            <w:r>
+              <w:rPr>
+                <w:b w:val="0"/>
+                <w:sz w:val="15"/>
+              </w:rPr>
+              <w:t>Difference between the counterfactual score and same-SCM posterior.</w:t>
+            </w:r>
+          </w:p>
+        </w:tc>
+        <w:tc>
+          <w:tcPr>
+            <w:tcW w:type="dxa" w:w="3096"/>
+            <w:vAlign w:val="top"/>
+            <w:tcMar>
+              <w:top w:w="60" w:type="dxa"/>
+              <w:start w:w="70" w:type="dxa"/>
+              <w:bottom w:w="60" w:type="dxa"/>
+              <w:end w:w="70" w:type="dxa"/>
+            </w:tcMar>
+            <w:shd w:fill="F7F9FC"/>
+          </w:tcPr>
+          <w:p>
+            <w:pPr>
+              <w:pStyle w:val="Compact"/>
+              <w:spacing w:before="0" w:after="0" w:line="240" w:lineRule="auto"/>
+              <w:jc w:val="left"/>
+            </w:pPr>
+            <w:r/>
+            <w:r>
+              <w:rPr>
+                <w:b w:val="0"/>
+                <w:sz w:val="15"/>
+              </w:rPr>
+              <w:t>Maximum |counterfactual score − posterior| over 500 repeats. Criterion: numerical tolerance.</w:t>
+            </w:r>
+          </w:p>
+        </w:tc>
+        <w:tc>
+          <w:tcPr>
+            <w:tcW w:type="dxa" w:w="2232"/>
+            <w:vAlign w:val="top"/>
+            <w:tcMar>
+              <w:top w:w="60" w:type="dxa"/>
+              <w:start w:w="70" w:type="dxa"/>
+              <w:bottom w:w="60" w:type="dxa"/>
+              <w:end w:w="70" w:type="dxa"/>
+            </w:tcMar>
+            <w:shd w:fill="F7F9FC"/>
+          </w:tcPr>
+          <w:p>
+            <w:pPr>
+              <w:pStyle w:val="Compact"/>
+              <w:spacing w:before="0" w:after="0" w:line="240" w:lineRule="auto"/>
+              <w:jc w:val="left"/>
+            </w:pPr>
+            <w:r/>
+            <w:r>
+              <w:rPr>
+                <w:b w:val="0"/>
+                <w:sz w:val="15"/>
+              </w:rPr>
+              <w:t>Separates the contribution of model structure from the query itself.</w:t>
+            </w:r>
+          </w:p>
+        </w:tc>
+        <w:tc>
+          <w:tcPr>
+            <w:tcW w:type="dxa" w:w="3960"/>
+            <w:vAlign w:val="top"/>
+            <w:tcMar>
+              <w:top w:w="60" w:type="dxa"/>
+              <w:start w:w="70" w:type="dxa"/>
+              <w:bottom w:w="60" w:type="dxa"/>
+              <w:end w:w="70" w:type="dxa"/>
+            </w:tcMar>
+            <w:shd w:fill="F7F9FC"/>
+          </w:tcPr>
+          <w:p>
+            <w:pPr>
+              <w:pStyle w:val="Compact"/>
+              <w:spacing w:before="0" w:after="0" w:line="240" w:lineRule="auto"/>
+              <w:jc w:val="left"/>
+            </w:pPr>
+            <w:r/>
+            <w:r>
+              <w:rPr>
+                <w:b w:val="0"/>
+                <w:sz w:val="15"/>
+              </w:rPr>
+              <w:t>≈7.77×10⁻¹⁶: zero beyond floating-point noise. In symmetric K=2, the scores are monotone transforms of the same posterior.</w:t>
             </w:r>
           </w:p>
         </w:tc>
@@ -694,25 +2937,20 @@
     <w:p>
       <w:pPr>
         <w:pStyle w:val="BodyText"/>
+        <w:spacing w:before="100" w:after="0"/>
       </w:pPr>
       <w:r>
         <w:rPr>
-          <w:bCs/>
           <w:b/>
+          <w:sz w:val="17"/>
         </w:rPr>
-        <w:t xml:space="preserve">Planned, not yet run:</w:t>
-      </w:r>
-      <w:r>
-        <w:t xml:space="preserve"> </w:t>
-      </w:r>
-      <w:r>
-        <w:t xml:space="preserve">clinical-rule benchmark, uncertainty coverage, selective risk.</w:t>
+        <w:t>Planned—not observed metrics: clinical-rule benchmark, uncertainty coverage, and selective risk. Do not report these as preliminary results until computed.</w:t>
       </w:r>
     </w:p>
     <w:bookmarkEnd w:id="20"/>
     <w:sectPr>
       <w:pgSz w:h="12240" w:orient="landscape" w:w="15840"/>
-      <w:pgMar w:bottom="720" w:footer="360" w:gutter="0" w:header="360" w:left="720" w:right="720" w:top="720"/>
+      <w:pgMar w:bottom="576" w:footer="360" w:gutter="0" w:header="360" w:left="648" w:right="648" w:top="576"/>
     </w:sectPr>
   </w:body>
 </w:document>
